--- a/templates/plananual/MATEMATICA 1° A 5°/5° MATEMÁTICA - PROGRAMACIÓN CURRICULAR ANUAL.docx
+++ b/templates/plananual/MATEMATICA 1° A 5°/5° MATEMÁTICA - PROGRAMACIÓN CURRICULAR ANUAL.docx
@@ -268,7 +268,31 @@
                                   <w:sz w:val="32"/>
                                   <w:szCs w:val="32"/>
                                 </w:rPr>
-                                <w:t>{{anio}}</w:t>
+                                <w:t>{{</w:t>
+                              </w:r>
+                              <w:proofErr w:type="spellStart"/>
+                              <w:r>
+                                <w:rPr>
+                                  <w:rFonts w:ascii="Aptos ExtraBold" w:hAnsi="Aptos ExtraBold" w:cs="Times New Roman"/>
+                                  <w:b/>
+                                  <w:bCs/>
+                                  <w:color w:val="FFFFFF" w:themeColor="background1"/>
+                                  <w:sz w:val="32"/>
+                                  <w:szCs w:val="32"/>
+                                </w:rPr>
+                                <w:t>anio</w:t>
+                              </w:r>
+                              <w:proofErr w:type="spellEnd"/>
+                              <w:r>
+                                <w:rPr>
+                                  <w:rFonts w:ascii="Aptos ExtraBold" w:hAnsi="Aptos ExtraBold" w:cs="Times New Roman"/>
+                                  <w:b/>
+                                  <w:bCs/>
+                                  <w:color w:val="FFFFFF" w:themeColor="background1"/>
+                                  <w:sz w:val="32"/>
+                                  <w:szCs w:val="32"/>
+                                </w:rPr>
+                                <w:t>}}</w:t>
                               </w:r>
                             </w:p>
                           </w:txbxContent>
@@ -435,7 +459,31 @@
                             <w:sz w:val="32"/>
                             <w:szCs w:val="32"/>
                           </w:rPr>
-                          <w:t>{{anio}}</w:t>
+                          <w:t>{{</w:t>
+                        </w:r>
+                        <w:proofErr w:type="spellStart"/>
+                        <w:r>
+                          <w:rPr>
+                            <w:rFonts w:ascii="Aptos ExtraBold" w:hAnsi="Aptos ExtraBold" w:cs="Times New Roman"/>
+                            <w:b/>
+                            <w:bCs/>
+                            <w:color w:val="FFFFFF" w:themeColor="background1"/>
+                            <w:sz w:val="32"/>
+                            <w:szCs w:val="32"/>
+                          </w:rPr>
+                          <w:t>anio</w:t>
+                        </w:r>
+                        <w:proofErr w:type="spellEnd"/>
+                        <w:r>
+                          <w:rPr>
+                            <w:rFonts w:ascii="Aptos ExtraBold" w:hAnsi="Aptos ExtraBold" w:cs="Times New Roman"/>
+                            <w:b/>
+                            <w:bCs/>
+                            <w:color w:val="FFFFFF" w:themeColor="background1"/>
+                            <w:sz w:val="32"/>
+                            <w:szCs w:val="32"/>
+                          </w:rPr>
+                          <w:t>}}</w:t>
                         </w:r>
                       </w:p>
                     </w:txbxContent>
@@ -612,7 +660,25 @@
                 <w:sz w:val="20"/>
                 <w:szCs w:val="20"/>
               </w:rPr>
-              <w:t>{{dre}}</w:t>
+              <w:t>{{</w:t>
+            </w:r>
+            <w:proofErr w:type="spellStart"/>
+            <w:r>
+              <w:rPr>
+                <w:rFonts w:ascii="Arial Nova Cond" w:hAnsi="Arial Nova Cond" w:cs="Times New Roman"/>
+                <w:sz w:val="20"/>
+                <w:szCs w:val="20"/>
+              </w:rPr>
+              <w:t>dre</w:t>
+            </w:r>
+            <w:proofErr w:type="spellEnd"/>
+            <w:r>
+              <w:rPr>
+                <w:rFonts w:ascii="Arial Nova Cond" w:hAnsi="Arial Nova Cond" w:cs="Times New Roman"/>
+                <w:sz w:val="20"/>
+                <w:szCs w:val="20"/>
+              </w:rPr>
+              <w:t>}}</w:t>
             </w:r>
           </w:p>
         </w:tc>
@@ -660,7 +726,25 @@
                 <w:sz w:val="20"/>
                 <w:szCs w:val="20"/>
               </w:rPr>
-              <w:t>{{area}}</w:t>
+              <w:t>{{</w:t>
+            </w:r>
+            <w:proofErr w:type="spellStart"/>
+            <w:r>
+              <w:rPr>
+                <w:rFonts w:ascii="Arial Nova Cond" w:hAnsi="Arial Nova Cond" w:cs="Times New Roman"/>
+                <w:sz w:val="20"/>
+                <w:szCs w:val="20"/>
+              </w:rPr>
+              <w:t>area</w:t>
+            </w:r>
+            <w:proofErr w:type="spellEnd"/>
+            <w:r>
+              <w:rPr>
+                <w:rFonts w:ascii="Arial Nova Cond" w:hAnsi="Arial Nova Cond" w:cs="Times New Roman"/>
+                <w:sz w:val="20"/>
+                <w:szCs w:val="20"/>
+              </w:rPr>
+              <w:t>}}</w:t>
             </w:r>
           </w:p>
         </w:tc>
@@ -781,7 +865,25 @@
                 <w:sz w:val="20"/>
                 <w:szCs w:val="20"/>
               </w:rPr>
-              <w:t>{{ugel}}</w:t>
+              <w:t>{{</w:t>
+            </w:r>
+            <w:proofErr w:type="spellStart"/>
+            <w:r>
+              <w:rPr>
+                <w:rFonts w:ascii="Arial Nova Cond" w:hAnsi="Arial Nova Cond" w:cs="Times New Roman"/>
+                <w:sz w:val="20"/>
+                <w:szCs w:val="20"/>
+              </w:rPr>
+              <w:t>ugel</w:t>
+            </w:r>
+            <w:proofErr w:type="spellEnd"/>
+            <w:r>
+              <w:rPr>
+                <w:rFonts w:ascii="Arial Nova Cond" w:hAnsi="Arial Nova Cond" w:cs="Times New Roman"/>
+                <w:sz w:val="20"/>
+                <w:szCs w:val="20"/>
+              </w:rPr>
+              <w:t>}}</w:t>
             </w:r>
           </w:p>
         </w:tc>
@@ -805,7 +907,25 @@
                 <w:sz w:val="20"/>
                 <w:szCs w:val="20"/>
               </w:rPr>
-              <w:t>{{cordinador}}</w:t>
+              <w:t>{{</w:t>
+            </w:r>
+            <w:proofErr w:type="spellStart"/>
+            <w:r>
+              <w:rPr>
+                <w:rFonts w:ascii="Arial Nova Cond" w:hAnsi="Arial Nova Cond" w:cs="Times New Roman"/>
+                <w:sz w:val="20"/>
+                <w:szCs w:val="20"/>
+              </w:rPr>
+              <w:t>cordinador</w:t>
+            </w:r>
+            <w:proofErr w:type="spellEnd"/>
+            <w:r>
+              <w:rPr>
+                <w:rFonts w:ascii="Arial Nova Cond" w:hAnsi="Arial Nova Cond" w:cs="Times New Roman"/>
+                <w:sz w:val="20"/>
+                <w:szCs w:val="20"/>
+              </w:rPr>
+              <w:t>}}</w:t>
             </w:r>
           </w:p>
         </w:tc>
@@ -952,7 +1072,25 @@
                 <w:sz w:val="20"/>
                 <w:szCs w:val="20"/>
               </w:rPr>
-              <w:t>{{institucioneducativa}}</w:t>
+              <w:t>{{</w:t>
+            </w:r>
+            <w:proofErr w:type="spellStart"/>
+            <w:r>
+              <w:rPr>
+                <w:rFonts w:ascii="Arial Nova Cond" w:hAnsi="Arial Nova Cond" w:cs="Times New Roman"/>
+                <w:sz w:val="20"/>
+                <w:szCs w:val="20"/>
+              </w:rPr>
+              <w:t>institucioneducativa</w:t>
+            </w:r>
+            <w:proofErr w:type="spellEnd"/>
+            <w:r>
+              <w:rPr>
+                <w:rFonts w:ascii="Arial Nova Cond" w:hAnsi="Arial Nova Cond" w:cs="Times New Roman"/>
+                <w:sz w:val="20"/>
+                <w:szCs w:val="20"/>
+              </w:rPr>
+              <w:t>}}</w:t>
             </w:r>
           </w:p>
         </w:tc>
@@ -3346,7 +3484,29 @@
                 <w:szCs w:val="20"/>
                 <w:lang w:eastAsia="es-ES"/>
               </w:rPr>
-              <w:t>Plantea afirmaciones sobre la posibilidad o imposibilidad de solucionar una ecuación cuadrática sobre la base del análisis de sus coeficientes o el valor del discriminante. Justifica y comprueba la validez de una afirmación opuesta a otra o de un caso especial mediante ejemplos, contraejemplos, conocimientos</w:t>
+              <w:t xml:space="preserve">Plantea afirmaciones sobre la posibilidad o imposibilidad de solucionar una ecuación cuadrática sobre la base del análisis de sus coeficientes o el valor </w:t>
+            </w:r>
+            <w:proofErr w:type="gramStart"/>
+            <w:r>
+              <w:rPr>
+                <w:rFonts w:ascii="Arial Nova Cond" w:eastAsia="Times New Roman" w:hAnsi="Arial Nova Cond" w:cs="Arial"/>
+                <w:bCs/>
+                <w:sz w:val="20"/>
+                <w:szCs w:val="20"/>
+                <w:lang w:eastAsia="es-ES"/>
+              </w:rPr>
+              <w:t>del discriminante</w:t>
+            </w:r>
+            <w:proofErr w:type="gramEnd"/>
+            <w:r>
+              <w:rPr>
+                <w:rFonts w:ascii="Arial Nova Cond" w:eastAsia="Times New Roman" w:hAnsi="Arial Nova Cond" w:cs="Arial"/>
+                <w:bCs/>
+                <w:sz w:val="20"/>
+                <w:szCs w:val="20"/>
+                <w:lang w:eastAsia="es-ES"/>
+              </w:rPr>
+              <w:t>. Justifica y comprueba la validez de una afirmación opuesta a otra o de un caso especial mediante ejemplos, contraejemplos, conocimientos</w:t>
             </w:r>
             <w:r>
               <w:rPr>
@@ -4805,7 +4965,29 @@
                 <w:lang w:eastAsia="es-ES"/>
               </w:rPr>
               <w:tab/>
-              <w:t>Representa las características de una población mediante el estudio de variables y el comportamiento de los datos de una muestra, mediante medidas de tendencia central, medidas de localización (tercil y quintil), desviación estándar para datos agrupados y gráficos estadísticos. Para ello, selecciona los más apropiados para las variables estudiadas.</w:t>
+              <w:t>Representa las características de una población mediante el estudio de variables y el comportamiento de los datos de una muestra, mediante medidas de tendencia central, medidas de localización (</w:t>
+            </w:r>
+            <w:proofErr w:type="spellStart"/>
+            <w:r>
+              <w:rPr>
+                <w:rFonts w:ascii="Arial Nova Cond" w:eastAsia="Times New Roman" w:hAnsi="Arial Nova Cond" w:cs="Arial"/>
+                <w:bCs/>
+                <w:sz w:val="20"/>
+                <w:szCs w:val="20"/>
+                <w:lang w:eastAsia="es-ES"/>
+              </w:rPr>
+              <w:t>tercil</w:t>
+            </w:r>
+            <w:proofErr w:type="spellEnd"/>
+            <w:r>
+              <w:rPr>
+                <w:rFonts w:ascii="Arial Nova Cond" w:eastAsia="Times New Roman" w:hAnsi="Arial Nova Cond" w:cs="Arial"/>
+                <w:bCs/>
+                <w:sz w:val="20"/>
+                <w:szCs w:val="20"/>
+                <w:lang w:eastAsia="es-ES"/>
+              </w:rPr>
+              <w:t xml:space="preserve"> y quintil), desviación estándar para datos agrupados y gráficos estadísticos. Para ello, selecciona los más apropiados para las variables estudiadas.</w:t>
             </w:r>
           </w:p>
           <w:p>
@@ -4886,7 +5068,29 @@
                 <w:lang w:eastAsia="es-ES"/>
               </w:rPr>
               <w:tab/>
-              <w:t>Expresa con diversas representaciones y lenguaje matemático su comprensión sobre el valor de terciles y quintiles de una distribución de datos, así como la pertinencia de las medidas de tendencia central en relación con la desviación estándar, según el contexto de la población en estudio. Asimismo, expresa el valor de la probabilidad de sucesos simples y compuestos de una situación aleatoria y cómo se distinguen los sucesos simples de los compuestos.</w:t>
+              <w:t xml:space="preserve">Expresa con diversas representaciones y lenguaje matemático su comprensión sobre el valor de </w:t>
+            </w:r>
+            <w:proofErr w:type="spellStart"/>
+            <w:r>
+              <w:rPr>
+                <w:rFonts w:ascii="Arial Nova Cond" w:eastAsia="Times New Roman" w:hAnsi="Arial Nova Cond" w:cs="Arial"/>
+                <w:bCs/>
+                <w:sz w:val="20"/>
+                <w:szCs w:val="20"/>
+                <w:lang w:eastAsia="es-ES"/>
+              </w:rPr>
+              <w:t>terciles</w:t>
+            </w:r>
+            <w:proofErr w:type="spellEnd"/>
+            <w:r>
+              <w:rPr>
+                <w:rFonts w:ascii="Arial Nova Cond" w:eastAsia="Times New Roman" w:hAnsi="Arial Nova Cond" w:cs="Arial"/>
+                <w:bCs/>
+                <w:sz w:val="20"/>
+                <w:szCs w:val="20"/>
+                <w:lang w:eastAsia="es-ES"/>
+              </w:rPr>
+              <w:t xml:space="preserve"> y quintiles de una distribución de datos, así como la pertinencia de las medidas de tendencia central en relación con la desviación estándar, según el contexto de la población en estudio. Asimismo, expresa el valor de la probabilidad de sucesos simples y compuestos de una situación aleatoria y cómo se distinguen los sucesos simples de los compuestos.</w:t>
             </w:r>
           </w:p>
           <w:p>
@@ -5360,6 +5564,7 @@
                 <w:szCs w:val="20"/>
               </w:rPr>
             </w:pPr>
+            <w:proofErr w:type="spellStart"/>
             <w:r>
               <w:rPr>
                 <w:rFonts w:ascii="Arial Nova Cond Light" w:hAnsi="Arial Nova Cond Light" w:cs="Times New Roman"/>
@@ -5369,7 +5574,19 @@
                 <w:sz w:val="20"/>
                 <w:szCs w:val="20"/>
               </w:rPr>
-              <w:t>N° DE SEMANAS LECTIVAS</w:t>
+              <w:t>N°</w:t>
+            </w:r>
+            <w:proofErr w:type="spellEnd"/>
+            <w:r>
+              <w:rPr>
+                <w:rFonts w:ascii="Arial Nova Cond Light" w:hAnsi="Arial Nova Cond Light" w:cs="Times New Roman"/>
+                <w:b/>
+                <w:bCs/>
+                <w:color w:val="000000" w:themeColor="text1"/>
+                <w:sz w:val="20"/>
+                <w:szCs w:val="20"/>
+              </w:rPr>
+              <w:t xml:space="preserve"> DE SEMANAS LECTIVAS</w:t>
             </w:r>
           </w:p>
         </w:tc>
@@ -5394,6 +5611,7 @@
                 <w:szCs w:val="20"/>
               </w:rPr>
             </w:pPr>
+            <w:proofErr w:type="spellStart"/>
             <w:r>
               <w:rPr>
                 <w:rFonts w:ascii="Arial Nova Cond Light" w:hAnsi="Arial Nova Cond Light" w:cs="Times New Roman"/>
@@ -5403,7 +5621,19 @@
                 <w:sz w:val="20"/>
                 <w:szCs w:val="20"/>
               </w:rPr>
-              <w:t>N° UNIDADES</w:t>
+              <w:t>N°</w:t>
+            </w:r>
+            <w:proofErr w:type="spellEnd"/>
+            <w:r>
+              <w:rPr>
+                <w:rFonts w:ascii="Arial Nova Cond Light" w:hAnsi="Arial Nova Cond Light" w:cs="Times New Roman"/>
+                <w:b/>
+                <w:bCs/>
+                <w:color w:val="000000" w:themeColor="text1"/>
+                <w:sz w:val="20"/>
+                <w:szCs w:val="20"/>
+              </w:rPr>
+              <w:t xml:space="preserve"> UNIDADES</w:t>
             </w:r>
           </w:p>
         </w:tc>
@@ -11178,6 +11408,7 @@
                 <w:szCs w:val="20"/>
               </w:rPr>
             </w:pPr>
+            <w:bookmarkStart w:id="1" w:name="_Hlk227075175"/>
             <w:r>
               <w:rPr>
                 <w:rFonts w:ascii="Arial Nova Cond" w:hAnsi="Arial Nova Cond" w:cs="Times New Roman"/>
@@ -11454,7 +11685,6 @@
           <w:tcPr>
             <w:tcW w:w="875" w:type="dxa"/>
             <w:vMerge w:val="restart"/>
-            <w:shd w:val="clear" w:color="auto" w:fill="auto"/>
             <w:vAlign w:val="center"/>
           </w:tcPr>
           <w:p>
@@ -11565,7 +11795,6 @@
         <w:tc>
           <w:tcPr>
             <w:tcW w:w="6169" w:type="dxa"/>
-            <w:shd w:val="clear" w:color="auto" w:fill="auto"/>
             <w:vAlign w:val="center"/>
           </w:tcPr>
           <w:p>
@@ -11600,7 +11829,6 @@
         <w:tc>
           <w:tcPr>
             <w:tcW w:w="2015" w:type="dxa"/>
-            <w:shd w:val="clear" w:color="auto" w:fill="auto"/>
             <w:vAlign w:val="center"/>
           </w:tcPr>
           <w:p>
@@ -11639,7 +11867,7 @@
               <w:autoSpaceDE w:val="0"/>
               <w:autoSpaceDN w:val="0"/>
               <w:adjustRightInd w:val="0"/>
-              <w:jc w:val="center"/>
+              <w:jc w:val="both"/>
               <w:rPr>
                 <w:rFonts w:ascii="Arial Nova Cond" w:hAnsi="Arial Nova Cond" w:cs="Arial"/>
                 <w:color w:val="000000"/>
@@ -11663,7 +11891,6 @@
         <w:tc>
           <w:tcPr>
             <w:tcW w:w="1337" w:type="dxa"/>
-            <w:shd w:val="clear" w:color="auto" w:fill="auto"/>
             <w:vAlign w:val="center"/>
           </w:tcPr>
           <w:p>
@@ -11702,7 +11929,6 @@
           <w:tcPr>
             <w:tcW w:w="875" w:type="dxa"/>
             <w:vMerge/>
-            <w:shd w:val="clear" w:color="auto" w:fill="auto"/>
             <w:vAlign w:val="center"/>
           </w:tcPr>
           <w:p>
@@ -11794,7 +12020,6 @@
         <w:tc>
           <w:tcPr>
             <w:tcW w:w="6169" w:type="dxa"/>
-            <w:shd w:val="clear" w:color="auto" w:fill="auto"/>
             <w:vAlign w:val="center"/>
           </w:tcPr>
           <w:p>
@@ -11829,7 +12054,6 @@
         <w:tc>
           <w:tcPr>
             <w:tcW w:w="2015" w:type="dxa"/>
-            <w:shd w:val="clear" w:color="auto" w:fill="auto"/>
             <w:vAlign w:val="center"/>
           </w:tcPr>
           <w:p>
@@ -11868,7 +12092,7 @@
               <w:autoSpaceDE w:val="0"/>
               <w:autoSpaceDN w:val="0"/>
               <w:adjustRightInd w:val="0"/>
-              <w:jc w:val="center"/>
+              <w:jc w:val="both"/>
               <w:rPr>
                 <w:rFonts w:ascii="Arial Nova Cond" w:hAnsi="Arial Nova Cond" w:cs="Arial"/>
                 <w:color w:val="000000"/>
@@ -11892,7 +12116,6 @@
         <w:tc>
           <w:tcPr>
             <w:tcW w:w="1337" w:type="dxa"/>
-            <w:shd w:val="clear" w:color="auto" w:fill="auto"/>
             <w:vAlign w:val="center"/>
           </w:tcPr>
           <w:p>
@@ -11931,7 +12154,6 @@
           <w:tcPr>
             <w:tcW w:w="875" w:type="dxa"/>
             <w:vMerge/>
-            <w:shd w:val="clear" w:color="auto" w:fill="auto"/>
             <w:vAlign w:val="center"/>
           </w:tcPr>
           <w:p>
@@ -12023,7 +12245,6 @@
         <w:tc>
           <w:tcPr>
             <w:tcW w:w="6169" w:type="dxa"/>
-            <w:shd w:val="clear" w:color="auto" w:fill="auto"/>
             <w:vAlign w:val="center"/>
           </w:tcPr>
           <w:p>
@@ -12058,7 +12279,6 @@
         <w:tc>
           <w:tcPr>
             <w:tcW w:w="2015" w:type="dxa"/>
-            <w:shd w:val="clear" w:color="auto" w:fill="auto"/>
             <w:vAlign w:val="center"/>
           </w:tcPr>
           <w:p>
@@ -12097,7 +12317,7 @@
               <w:autoSpaceDE w:val="0"/>
               <w:autoSpaceDN w:val="0"/>
               <w:adjustRightInd w:val="0"/>
-              <w:jc w:val="center"/>
+              <w:jc w:val="both"/>
               <w:rPr>
                 <w:rFonts w:ascii="Arial Nova Cond" w:hAnsi="Arial Nova Cond" w:cs="Arial"/>
                 <w:color w:val="000000"/>
@@ -12121,7 +12341,6 @@
         <w:tc>
           <w:tcPr>
             <w:tcW w:w="1337" w:type="dxa"/>
-            <w:shd w:val="clear" w:color="auto" w:fill="auto"/>
             <w:vAlign w:val="center"/>
           </w:tcPr>
           <w:p>
@@ -12160,7 +12379,6 @@
           <w:tcPr>
             <w:tcW w:w="875" w:type="dxa"/>
             <w:vMerge w:val="restart"/>
-            <w:shd w:val="clear" w:color="auto" w:fill="auto"/>
             <w:vAlign w:val="center"/>
           </w:tcPr>
           <w:p>
@@ -12263,7 +12481,6 @@
         <w:tc>
           <w:tcPr>
             <w:tcW w:w="6169" w:type="dxa"/>
-            <w:shd w:val="clear" w:color="auto" w:fill="auto"/>
             <w:vAlign w:val="center"/>
           </w:tcPr>
           <w:p>
@@ -12299,7 +12516,6 @@
         <w:tc>
           <w:tcPr>
             <w:tcW w:w="2015" w:type="dxa"/>
-            <w:shd w:val="clear" w:color="auto" w:fill="auto"/>
             <w:vAlign w:val="center"/>
           </w:tcPr>
           <w:p>
@@ -12338,7 +12554,7 @@
               <w:autoSpaceDE w:val="0"/>
               <w:autoSpaceDN w:val="0"/>
               <w:adjustRightInd w:val="0"/>
-              <w:jc w:val="center"/>
+              <w:jc w:val="both"/>
               <w:rPr>
                 <w:rFonts w:ascii="Arial Nova Cond" w:hAnsi="Arial Nova Cond" w:cs="Arial"/>
                 <w:color w:val="000000"/>
@@ -12362,7 +12578,6 @@
         <w:tc>
           <w:tcPr>
             <w:tcW w:w="1337" w:type="dxa"/>
-            <w:shd w:val="clear" w:color="auto" w:fill="auto"/>
             <w:vAlign w:val="center"/>
           </w:tcPr>
           <w:p>
@@ -12401,7 +12616,6 @@
           <w:tcPr>
             <w:tcW w:w="875" w:type="dxa"/>
             <w:vMerge/>
-            <w:shd w:val="clear" w:color="auto" w:fill="auto"/>
             <w:vAlign w:val="center"/>
           </w:tcPr>
           <w:p>
@@ -12493,7 +12707,6 @@
         <w:tc>
           <w:tcPr>
             <w:tcW w:w="6169" w:type="dxa"/>
-            <w:shd w:val="clear" w:color="auto" w:fill="auto"/>
             <w:vAlign w:val="center"/>
           </w:tcPr>
           <w:p>
@@ -12529,7 +12742,6 @@
         <w:tc>
           <w:tcPr>
             <w:tcW w:w="2015" w:type="dxa"/>
-            <w:shd w:val="clear" w:color="auto" w:fill="auto"/>
             <w:vAlign w:val="center"/>
           </w:tcPr>
           <w:p>
@@ -12568,7 +12780,7 @@
               <w:autoSpaceDE w:val="0"/>
               <w:autoSpaceDN w:val="0"/>
               <w:adjustRightInd w:val="0"/>
-              <w:jc w:val="center"/>
+              <w:jc w:val="both"/>
               <w:rPr>
                 <w:rFonts w:ascii="Arial Nova Cond" w:hAnsi="Arial Nova Cond" w:cs="Arial"/>
                 <w:color w:val="000000"/>
@@ -12592,7 +12804,6 @@
         <w:tc>
           <w:tcPr>
             <w:tcW w:w="1337" w:type="dxa"/>
-            <w:shd w:val="clear" w:color="auto" w:fill="auto"/>
             <w:vAlign w:val="center"/>
           </w:tcPr>
           <w:p>
@@ -12631,7 +12842,6 @@
           <w:tcPr>
             <w:tcW w:w="875" w:type="dxa"/>
             <w:vMerge w:val="restart"/>
-            <w:shd w:val="clear" w:color="auto" w:fill="auto"/>
             <w:vAlign w:val="center"/>
           </w:tcPr>
           <w:p>
@@ -12735,7 +12945,6 @@
         <w:tc>
           <w:tcPr>
             <w:tcW w:w="6169" w:type="dxa"/>
-            <w:shd w:val="clear" w:color="auto" w:fill="auto"/>
             <w:vAlign w:val="center"/>
           </w:tcPr>
           <w:p>
@@ -12771,7 +12980,6 @@
         <w:tc>
           <w:tcPr>
             <w:tcW w:w="2015" w:type="dxa"/>
-            <w:shd w:val="clear" w:color="auto" w:fill="auto"/>
             <w:vAlign w:val="center"/>
           </w:tcPr>
           <w:p>
@@ -12810,7 +13018,7 @@
               <w:autoSpaceDE w:val="0"/>
               <w:autoSpaceDN w:val="0"/>
               <w:adjustRightInd w:val="0"/>
-              <w:jc w:val="center"/>
+              <w:jc w:val="both"/>
               <w:rPr>
                 <w:rFonts w:ascii="Arial Nova Cond" w:hAnsi="Arial Nova Cond" w:cs="Arial"/>
                 <w:color w:val="000000"/>
@@ -12834,7 +13042,6 @@
         <w:tc>
           <w:tcPr>
             <w:tcW w:w="1337" w:type="dxa"/>
-            <w:shd w:val="clear" w:color="auto" w:fill="auto"/>
             <w:vAlign w:val="center"/>
           </w:tcPr>
           <w:p>
@@ -12873,7 +13080,6 @@
           <w:tcPr>
             <w:tcW w:w="875" w:type="dxa"/>
             <w:vMerge/>
-            <w:shd w:val="clear" w:color="auto" w:fill="auto"/>
             <w:vAlign w:val="center"/>
           </w:tcPr>
           <w:p>
@@ -12965,7 +13171,6 @@
         <w:tc>
           <w:tcPr>
             <w:tcW w:w="6169" w:type="dxa"/>
-            <w:shd w:val="clear" w:color="auto" w:fill="auto"/>
             <w:vAlign w:val="center"/>
           </w:tcPr>
           <w:p>
@@ -13000,7 +13205,6 @@
         <w:tc>
           <w:tcPr>
             <w:tcW w:w="2015" w:type="dxa"/>
-            <w:shd w:val="clear" w:color="auto" w:fill="auto"/>
             <w:vAlign w:val="center"/>
           </w:tcPr>
           <w:p>
@@ -13039,7 +13243,7 @@
               <w:autoSpaceDE w:val="0"/>
               <w:autoSpaceDN w:val="0"/>
               <w:adjustRightInd w:val="0"/>
-              <w:jc w:val="center"/>
+              <w:jc w:val="both"/>
               <w:rPr>
                 <w:rFonts w:ascii="Arial Nova Cond" w:hAnsi="Arial Nova Cond" w:cs="Arial"/>
                 <w:color w:val="000000"/>
@@ -13063,7 +13267,6 @@
         <w:tc>
           <w:tcPr>
             <w:tcW w:w="1337" w:type="dxa"/>
-            <w:shd w:val="clear" w:color="auto" w:fill="auto"/>
             <w:vAlign w:val="center"/>
           </w:tcPr>
           <w:p>
@@ -13102,7 +13305,6 @@
           <w:tcPr>
             <w:tcW w:w="875" w:type="dxa"/>
             <w:vMerge w:val="restart"/>
-            <w:shd w:val="clear" w:color="auto" w:fill="auto"/>
             <w:vAlign w:val="center"/>
           </w:tcPr>
           <w:p>
@@ -13213,7 +13415,6 @@
         <w:tc>
           <w:tcPr>
             <w:tcW w:w="6169" w:type="dxa"/>
-            <w:shd w:val="clear" w:color="auto" w:fill="auto"/>
             <w:vAlign w:val="center"/>
           </w:tcPr>
           <w:p>
@@ -13248,7 +13449,6 @@
         <w:tc>
           <w:tcPr>
             <w:tcW w:w="2015" w:type="dxa"/>
-            <w:shd w:val="clear" w:color="auto" w:fill="auto"/>
             <w:vAlign w:val="center"/>
           </w:tcPr>
           <w:p>
@@ -13287,7 +13487,7 @@
               <w:autoSpaceDE w:val="0"/>
               <w:autoSpaceDN w:val="0"/>
               <w:adjustRightInd w:val="0"/>
-              <w:jc w:val="center"/>
+              <w:jc w:val="both"/>
               <w:rPr>
                 <w:rFonts w:ascii="Arial Nova Cond" w:hAnsi="Arial Nova Cond" w:cs="Arial"/>
                 <w:color w:val="000000"/>
@@ -13311,7 +13511,6 @@
         <w:tc>
           <w:tcPr>
             <w:tcW w:w="1337" w:type="dxa"/>
-            <w:shd w:val="clear" w:color="auto" w:fill="auto"/>
             <w:vAlign w:val="center"/>
           </w:tcPr>
           <w:p>
@@ -13350,7 +13549,6 @@
           <w:tcPr>
             <w:tcW w:w="875" w:type="dxa"/>
             <w:vMerge/>
-            <w:shd w:val="clear" w:color="auto" w:fill="auto"/>
             <w:vAlign w:val="center"/>
           </w:tcPr>
           <w:p>
@@ -13450,7 +13648,6 @@
         <w:tc>
           <w:tcPr>
             <w:tcW w:w="6169" w:type="dxa"/>
-            <w:shd w:val="clear" w:color="auto" w:fill="auto"/>
             <w:vAlign w:val="center"/>
           </w:tcPr>
           <w:p>
@@ -13486,7 +13683,6 @@
         <w:tc>
           <w:tcPr>
             <w:tcW w:w="2015" w:type="dxa"/>
-            <w:shd w:val="clear" w:color="auto" w:fill="auto"/>
             <w:vAlign w:val="center"/>
           </w:tcPr>
           <w:p>
@@ -13524,7 +13720,7 @@
               <w:autoSpaceDE w:val="0"/>
               <w:autoSpaceDN w:val="0"/>
               <w:adjustRightInd w:val="0"/>
-              <w:jc w:val="center"/>
+              <w:jc w:val="both"/>
               <w:rPr>
                 <w:rFonts w:ascii="Arial Nova Cond" w:hAnsi="Arial Nova Cond" w:cs="Arial"/>
                 <w:color w:val="000000"/>
@@ -13548,7 +13744,6 @@
         <w:tc>
           <w:tcPr>
             <w:tcW w:w="1337" w:type="dxa"/>
-            <w:shd w:val="clear" w:color="auto" w:fill="auto"/>
             <w:vAlign w:val="center"/>
           </w:tcPr>
           <w:p>
@@ -13578,6 +13773,7 @@
           </w:p>
         </w:tc>
       </w:tr>
+      <w:bookmarkEnd w:id="1"/>
     </w:tbl>
     <w:p>
       <w:pPr>
@@ -21994,7 +22190,25 @@
                 <w:bCs/>
                 <w:lang w:eastAsia="es-ES"/>
               </w:rPr>
-              <w:t xml:space="preserve">Gestiona su aprendizaje de manera autónoma y sistemática al darse cuenta lo que debe aprender, al establecer prioridades en la realización de un conjunto de tareas tomando en cuenta su viabilidad y sostenibilidad en el tiempo, y por ende, definir metas personales respaldándose en este análisis, considerando sus potencialidades y oportunidades de aprendizaje. Comprende que debe organizarse lo más realista y específicamente posible, considerar los tiempos; y que lo planteado sea alcanzable, medible y considere variadas estrategias, procedimientos, recursos y escenarios que le permitan alcanzar sus metas, tomando en cuenta sus experiencias exitosas, previendo posibles cambios de cursos de acción y la vinculación de otros agentes para la realización de la meta. Monitorea de manera permanente sus avances respecto a las metas de aprendizaje previamente establecidas al evaluar el nivel de logro de sus resultados y la viabilidad de la meta a alcanzar, además de la consulta a otros pares con mayor experiencia, ajustando los planes y acciones, considerando el todo y las partes de su organización, a partir de sus avances mostrando confianza en sí mismo, disposición y flexibilidad a los posibles cambios. </w:t>
+              <w:t xml:space="preserve">Gestiona su aprendizaje de manera autónoma y sistemática al darse cuenta lo que debe aprender, al establecer prioridades en la realización de un conjunto de tareas tomando en cuenta su viabilidad y sostenibilidad en el tiempo, </w:t>
+            </w:r>
+            <w:proofErr w:type="gramStart"/>
+            <w:r>
+              <w:rPr>
+                <w:rFonts w:ascii="Arial Nova Cond" w:eastAsia="Times New Roman" w:hAnsi="Arial Nova Cond" w:cs="Arial"/>
+                <w:bCs/>
+                <w:lang w:eastAsia="es-ES"/>
+              </w:rPr>
+              <w:t>y</w:t>
+            </w:r>
+            <w:proofErr w:type="gramEnd"/>
+            <w:r>
+              <w:rPr>
+                <w:rFonts w:ascii="Arial Nova Cond" w:eastAsia="Times New Roman" w:hAnsi="Arial Nova Cond" w:cs="Arial"/>
+                <w:bCs/>
+                <w:lang w:eastAsia="es-ES"/>
+              </w:rPr>
+              <w:t xml:space="preserve"> por ende, definir metas personales respaldándose en este análisis, considerando sus potencialidades y oportunidades de aprendizaje. Comprende que debe organizarse lo más realista y específicamente posible, considerar los tiempos; y que lo planteado sea alcanzable, medible y considere variadas estrategias, procedimientos, recursos y escenarios que le permitan alcanzar sus metas, tomando en cuenta sus experiencias exitosas, previendo posibles cambios de cursos de acción y la vinculación de otros agentes para la realización de la meta. Monitorea de manera permanente sus avances respecto a las metas de aprendizaje previamente establecidas al evaluar el nivel de logro de sus resultados y la viabilidad de la meta a alcanzar, además de la consulta a otros pares con mayor experiencia, ajustando los planes y acciones, considerando el todo y las partes de su organización, a partir de sus avances mostrando confianza en sí mismo, disposición y flexibilidad a los posibles cambios. </w:t>
             </w:r>
           </w:p>
           <w:p>
@@ -24950,7 +25164,7 @@
                 <w:color w:val="000000" w:themeColor="text1"/>
               </w:rPr>
             </w:pPr>
-            <w:bookmarkStart w:id="1" w:name="_Hlk189655559"/>
+            <w:bookmarkStart w:id="2" w:name="_Hlk189655559"/>
             <w:r>
               <w:rPr>
                 <w:rFonts w:ascii="Arial Nova Cond" w:hAnsi="Arial Nova Cond" w:cs="Times New Roman"/>
@@ -25437,7 +25651,7 @@
           </w:p>
         </w:tc>
       </w:tr>
-      <w:bookmarkEnd w:id="1"/>
+      <w:bookmarkEnd w:id="2"/>
     </w:tbl>
     <w:p>
       <w:pPr>
@@ -26134,7 +26348,7 @@
                 <w:color w:val="000000" w:themeColor="text1"/>
               </w:rPr>
             </w:pPr>
-            <w:bookmarkStart w:id="2" w:name="_Hlk189655588"/>
+            <w:bookmarkStart w:id="3" w:name="_Hlk189655588"/>
             <w:r>
               <w:rPr>
                 <w:rFonts w:ascii="Arial Nova Cond" w:hAnsi="Arial Nova Cond" w:cs="Times New Roman"/>
@@ -26315,7 +26529,25 @@
                 <w:kern w:val="0"/>
                 <w14:ligatures w14:val="none"/>
               </w:rPr>
-              <w:t>. 2023. Lima, Perú. Editorial Corefo S.A.C</w:t>
+              <w:t xml:space="preserve">. 2023. Lima, Perú. Editorial </w:t>
+            </w:r>
+            <w:proofErr w:type="spellStart"/>
+            <w:r>
+              <w:rPr>
+                <w:rFonts w:ascii="Arial Nova Cond Light" w:eastAsia="Calibri" w:hAnsi="Arial Nova Cond Light" w:cs="Calibri Light"/>
+                <w:kern w:val="0"/>
+                <w14:ligatures w14:val="none"/>
+              </w:rPr>
+              <w:t>Corefo</w:t>
+            </w:r>
+            <w:proofErr w:type="spellEnd"/>
+            <w:r>
+              <w:rPr>
+                <w:rFonts w:ascii="Arial Nova Cond Light" w:eastAsia="Calibri" w:hAnsi="Arial Nova Cond Light" w:cs="Calibri Light"/>
+                <w:kern w:val="0"/>
+                <w14:ligatures w14:val="none"/>
+              </w:rPr>
+              <w:t xml:space="preserve"> S.A.C</w:t>
             </w:r>
           </w:p>
           <w:p>
@@ -26339,7 +26571,25 @@
                 <w:kern w:val="0"/>
                 <w14:ligatures w14:val="none"/>
               </w:rPr>
-              <w:t xml:space="preserve">Minedu (2016). Programa curricular de educación secundaria. Resolución Ministerial N° 649-2016-Minedu. </w:t>
+              <w:t xml:space="preserve">Minedu (2016). Programa curricular de educación secundaria. Resolución Ministerial </w:t>
+            </w:r>
+            <w:proofErr w:type="spellStart"/>
+            <w:r>
+              <w:rPr>
+                <w:rFonts w:ascii="Arial Nova Cond Light" w:eastAsia="Calibri" w:hAnsi="Arial Nova Cond Light" w:cs="Calibri Light"/>
+                <w:kern w:val="0"/>
+                <w14:ligatures w14:val="none"/>
+              </w:rPr>
+              <w:t>N°</w:t>
+            </w:r>
+            <w:proofErr w:type="spellEnd"/>
+            <w:r>
+              <w:rPr>
+                <w:rFonts w:ascii="Arial Nova Cond Light" w:eastAsia="Calibri" w:hAnsi="Arial Nova Cond Light" w:cs="Calibri Light"/>
+                <w:kern w:val="0"/>
+                <w14:ligatures w14:val="none"/>
+              </w:rPr>
+              <w:t xml:space="preserve"> 649-2016-Minedu. </w:t>
             </w:r>
           </w:p>
           <w:p>
@@ -26363,7 +26613,25 @@
                 <w:kern w:val="0"/>
                 <w14:ligatures w14:val="none"/>
               </w:rPr>
-              <w:t xml:space="preserve">Minedu (2016). Currículo Nacional de la educación básica. Resolución Ministerial N° 281-2016-Minedu y su modificatoria. </w:t>
+              <w:t xml:space="preserve">Minedu (2016). Currículo Nacional de la educación básica. Resolución Ministerial </w:t>
+            </w:r>
+            <w:proofErr w:type="spellStart"/>
+            <w:r>
+              <w:rPr>
+                <w:rFonts w:ascii="Arial Nova Cond Light" w:eastAsia="Calibri" w:hAnsi="Arial Nova Cond Light" w:cs="Calibri Light"/>
+                <w:kern w:val="0"/>
+                <w14:ligatures w14:val="none"/>
+              </w:rPr>
+              <w:t>N°</w:t>
+            </w:r>
+            <w:proofErr w:type="spellEnd"/>
+            <w:r>
+              <w:rPr>
+                <w:rFonts w:ascii="Arial Nova Cond Light" w:eastAsia="Calibri" w:hAnsi="Arial Nova Cond Light" w:cs="Calibri Light"/>
+                <w:kern w:val="0"/>
+                <w14:ligatures w14:val="none"/>
+              </w:rPr>
+              <w:t xml:space="preserve"> 281-2016-Minedu y su modificatoria. </w:t>
             </w:r>
           </w:p>
           <w:p>
@@ -26419,7 +26687,25 @@
                 <w:kern w:val="0"/>
                 <w14:ligatures w14:val="none"/>
               </w:rPr>
-              <w:t>Resolución Ministerial N.° 501-2025</w:t>
+              <w:t xml:space="preserve">Resolución Ministerial </w:t>
+            </w:r>
+            <w:proofErr w:type="spellStart"/>
+            <w:r>
+              <w:rPr>
+                <w:rFonts w:ascii="Arial Nova Cond Light" w:eastAsia="Calibri" w:hAnsi="Arial Nova Cond Light" w:cs="Calibri Light"/>
+                <w:kern w:val="0"/>
+                <w14:ligatures w14:val="none"/>
+              </w:rPr>
+              <w:t>N.°</w:t>
+            </w:r>
+            <w:proofErr w:type="spellEnd"/>
+            <w:r>
+              <w:rPr>
+                <w:rFonts w:ascii="Arial Nova Cond Light" w:eastAsia="Calibri" w:hAnsi="Arial Nova Cond Light" w:cs="Calibri Light"/>
+                <w:kern w:val="0"/>
+                <w14:ligatures w14:val="none"/>
+              </w:rPr>
+              <w:t xml:space="preserve"> 501-2025</w:t>
             </w:r>
             <w:r>
               <w:rPr>
@@ -26631,7 +26917,7 @@
           </w:p>
         </w:tc>
       </w:tr>
-      <w:bookmarkEnd w:id="2"/>
+      <w:bookmarkEnd w:id="3"/>
     </w:tbl>
     <w:p>
       <w:pPr>
@@ -26678,7 +26964,7 @@
                 <w:bCs/>
               </w:rPr>
             </w:pPr>
-            <w:bookmarkStart w:id="3" w:name="_Hlk189655605"/>
+            <w:bookmarkStart w:id="4" w:name="_Hlk189655605"/>
           </w:p>
           <w:p>
             <w:pPr>
@@ -27191,7 +27477,7 @@
           </w:p>
         </w:tc>
       </w:tr>
-      <w:bookmarkEnd w:id="3"/>
+      <w:bookmarkEnd w:id="4"/>
     </w:tbl>
     <w:p>
       <w:pPr>

--- a/templates/plananual/MATEMATICA 1° A 5°/5° MATEMÁTICA - PROGRAMACIÓN CURRICULAR ANUAL.docx
+++ b/templates/plananual/MATEMATICA 1° A 5°/5° MATEMÁTICA - PROGRAMACIÓN CURRICULAR ANUAL.docx
@@ -1,6 +1,6 @@
 
 <file path=word/document.xml><?xml version="1.0" encoding="utf-8"?>
-<w:document xmlns:wpc="http://schemas.microsoft.com/office/word/2010/wordprocessingCanvas" xmlns:cx="http://schemas.microsoft.com/office/drawing/2014/chartex" xmlns:cx1="http://schemas.microsoft.com/office/drawing/2015/9/8/chartex" xmlns:cx2="http://schemas.microsoft.com/office/drawing/2015/10/21/chartex" xmlns:cx3="http://schemas.microsoft.com/office/drawing/2016/5/9/chartex" xmlns:cx4="http://schemas.microsoft.com/office/drawing/2016/5/10/chartex" xmlns:cx5="http://schemas.microsoft.com/office/drawing/2016/5/11/chartex" xmlns:cx6="http://schemas.microsoft.com/office/drawing/2016/5/12/chartex" xmlns:cx7="http://schemas.microsoft.com/office/drawing/2016/5/13/chartex" xmlns:cx8="http://schemas.microsoft.com/office/drawing/2016/5/14/chartex" xmlns:mc="http://schemas.openxmlformats.org/markup-compatibility/2006" xmlns:aink="http://schemas.microsoft.com/office/drawing/2016/ink" xmlns:am3d="http://schemas.microsoft.com/office/drawing/2017/model3d" xmlns:o="urn:schemas-microsoft-com:office:office" xmlns:oel="http://schemas.microsoft.com/office/2019/extlst" xmlns:r="http://schemas.openxmlformats.org/officeDocument/2006/relationships" xmlns:m="http://schemas.openxmlformats.org/officeDocument/2006/math" xmlns:v="urn:schemas-microsoft-com:vml" xmlns:wp14="http://schemas.microsoft.com/office/word/2010/wordprocessingDrawing" xmlns:wp="http://schemas.openxmlformats.org/drawingml/2006/wordprocessingDrawing" xmlns:w10="urn:schemas-microsoft-com:office:word" xmlns:w="http://schemas.openxmlformats.org/wordprocessingml/2006/main" xmlns:w14="http://schemas.microsoft.com/office/word/2010/wordml" xmlns:w15="http://schemas.microsoft.com/office/word/2012/wordml" xmlns:w16cex="http://schemas.microsoft.com/office/word/2018/wordml/cex" xmlns:w16cid="http://schemas.microsoft.com/office/word/2016/wordml/cid" xmlns:w16="http://schemas.microsoft.com/office/word/2018/wordml" xmlns:w16du="http://schemas.microsoft.com/office/word/2023/wordml/word16du" xmlns:w16sdtdh="http://schemas.microsoft.com/office/word/2020/wordml/sdtdatahash" xmlns:w16se="http://schemas.microsoft.com/office/word/2015/wordml/symex" xmlns:wpg="http://schemas.microsoft.com/office/word/2010/wordprocessingGroup" xmlns:wpi="http://schemas.microsoft.com/office/word/2010/wordprocessingInk" xmlns:wne="http://schemas.microsoft.com/office/word/2006/wordml" xmlns:wps="http://schemas.microsoft.com/office/word/2010/wordprocessingShape" mc:Ignorable="w14 w15 w16se w16cid w16 w16cex w16sdtdh w16du wp14">
+<w:document xmlns:wpc="http://schemas.microsoft.com/office/word/2010/wordprocessingCanvas" xmlns:cx="http://schemas.microsoft.com/office/drawing/2014/chartex" xmlns:cx1="http://schemas.microsoft.com/office/drawing/2015/9/8/chartex" xmlns:cx2="http://schemas.microsoft.com/office/drawing/2015/10/21/chartex" xmlns:cx3="http://schemas.microsoft.com/office/drawing/2016/5/9/chartex" xmlns:cx4="http://schemas.microsoft.com/office/drawing/2016/5/10/chartex" xmlns:cx5="http://schemas.microsoft.com/office/drawing/2016/5/11/chartex" xmlns:cx6="http://schemas.microsoft.com/office/drawing/2016/5/12/chartex" xmlns:cx7="http://schemas.microsoft.com/office/drawing/2016/5/13/chartex" xmlns:cx8="http://schemas.microsoft.com/office/drawing/2016/5/14/chartex" xmlns:mc="http://schemas.openxmlformats.org/markup-compatibility/2006" xmlns:aink="http://schemas.microsoft.com/office/drawing/2016/ink" xmlns:am3d="http://schemas.microsoft.com/office/drawing/2017/model3d" xmlns:o="urn:schemas-microsoft-com:office:office" xmlns:oel="http://schemas.microsoft.com/office/2019/extlst" xmlns:r="http://schemas.openxmlformats.org/officeDocument/2006/relationships" xmlns:m="http://schemas.openxmlformats.org/officeDocument/2006/math" xmlns:v="urn:schemas-microsoft-com:vml" xmlns:wp14="http://schemas.microsoft.com/office/word/2010/wordprocessingDrawing" xmlns:wp="http://schemas.openxmlformats.org/drawingml/2006/wordprocessingDrawing" xmlns:w10="urn:schemas-microsoft-com:office:word" xmlns:w="http://schemas.openxmlformats.org/wordprocessingml/2006/main" xmlns:w14="http://schemas.microsoft.com/office/word/2010/wordml" xmlns:w15="http://schemas.microsoft.com/office/word/2012/wordml" xmlns:w16cex="http://schemas.microsoft.com/office/word/2018/wordml/cex" xmlns:w16cid="http://schemas.microsoft.com/office/word/2016/wordml/cid" xmlns:w16="http://schemas.microsoft.com/office/word/2018/wordml" xmlns:w16du="http://schemas.microsoft.com/office/word/2023/wordml/word16du" xmlns:w16sdtdh="http://schemas.microsoft.com/office/word/2020/wordml/sdtdatahash" xmlns:w16sdtfl="http://schemas.microsoft.com/office/word/2024/wordml/sdtformatlock" xmlns:w16se="http://schemas.microsoft.com/office/word/2015/wordml/symex" xmlns:wpg="http://schemas.microsoft.com/office/word/2010/wordprocessingGroup" xmlns:wpi="http://schemas.microsoft.com/office/word/2010/wordprocessingInk" xmlns:wne="http://schemas.microsoft.com/office/word/2006/wordml" xmlns:wps="http://schemas.microsoft.com/office/word/2010/wordprocessingShape" mc:Ignorable="w14 w15 w16se w16cid w16 w16cex w16sdtdh w16sdtfl w16du wp14">
   <w:body>
     <w:p>
       <w:pPr>
@@ -270,7 +270,6 @@
                                 </w:rPr>
                                 <w:t>{{</w:t>
                               </w:r>
-                              <w:proofErr w:type="spellStart"/>
                               <w:r>
                                 <w:rPr>
                                   <w:rFonts w:ascii="Aptos ExtraBold" w:hAnsi="Aptos ExtraBold" w:cs="Times New Roman"/>
@@ -280,19 +279,7 @@
                                   <w:sz w:val="32"/>
                                   <w:szCs w:val="32"/>
                                 </w:rPr>
-                                <w:t>anio</w:t>
-                              </w:r>
-                              <w:proofErr w:type="spellEnd"/>
-                              <w:r>
-                                <w:rPr>
-                                  <w:rFonts w:ascii="Aptos ExtraBold" w:hAnsi="Aptos ExtraBold" w:cs="Times New Roman"/>
-                                  <w:b/>
-                                  <w:bCs/>
-                                  <w:color w:val="FFFFFF" w:themeColor="background1"/>
-                                  <w:sz w:val="32"/>
-                                  <w:szCs w:val="32"/>
-                                </w:rPr>
-                                <w:t>}}</w:t>
+                                <w:t>anio}}</w:t>
                               </w:r>
                             </w:p>
                           </w:txbxContent>
@@ -461,7 +448,6 @@
                           </w:rPr>
                           <w:t>{{</w:t>
                         </w:r>
-                        <w:proofErr w:type="spellStart"/>
                         <w:r>
                           <w:rPr>
                             <w:rFonts w:ascii="Aptos ExtraBold" w:hAnsi="Aptos ExtraBold" w:cs="Times New Roman"/>
@@ -471,19 +457,7 @@
                             <w:sz w:val="32"/>
                             <w:szCs w:val="32"/>
                           </w:rPr>
-                          <w:t>anio</w:t>
-                        </w:r>
-                        <w:proofErr w:type="spellEnd"/>
-                        <w:r>
-                          <w:rPr>
-                            <w:rFonts w:ascii="Aptos ExtraBold" w:hAnsi="Aptos ExtraBold" w:cs="Times New Roman"/>
-                            <w:b/>
-                            <w:bCs/>
-                            <w:color w:val="FFFFFF" w:themeColor="background1"/>
-                            <w:sz w:val="32"/>
-                            <w:szCs w:val="32"/>
-                          </w:rPr>
-                          <w:t>}}</w:t>
+                          <w:t>anio}}</w:t>
                         </w:r>
                       </w:p>
                     </w:txbxContent>
@@ -5564,7 +5538,6 @@
                 <w:szCs w:val="20"/>
               </w:rPr>
             </w:pPr>
-            <w:proofErr w:type="spellStart"/>
             <w:r>
               <w:rPr>
                 <w:rFonts w:ascii="Arial Nova Cond Light" w:hAnsi="Arial Nova Cond Light" w:cs="Times New Roman"/>
@@ -5574,19 +5547,7 @@
                 <w:sz w:val="20"/>
                 <w:szCs w:val="20"/>
               </w:rPr>
-              <w:t>N°</w:t>
-            </w:r>
-            <w:proofErr w:type="spellEnd"/>
-            <w:r>
-              <w:rPr>
-                <w:rFonts w:ascii="Arial Nova Cond Light" w:hAnsi="Arial Nova Cond Light" w:cs="Times New Roman"/>
-                <w:b/>
-                <w:bCs/>
-                <w:color w:val="000000" w:themeColor="text1"/>
-                <w:sz w:val="20"/>
-                <w:szCs w:val="20"/>
-              </w:rPr>
-              <w:t xml:space="preserve"> DE SEMANAS LECTIVAS</w:t>
+              <w:t>N° DE SEMANAS LECTIVAS</w:t>
             </w:r>
           </w:p>
         </w:tc>
@@ -5611,7 +5572,6 @@
                 <w:szCs w:val="20"/>
               </w:rPr>
             </w:pPr>
-            <w:proofErr w:type="spellStart"/>
             <w:r>
               <w:rPr>
                 <w:rFonts w:ascii="Arial Nova Cond Light" w:hAnsi="Arial Nova Cond Light" w:cs="Times New Roman"/>
@@ -5621,19 +5581,7 @@
                 <w:sz w:val="20"/>
                 <w:szCs w:val="20"/>
               </w:rPr>
-              <w:t>N°</w:t>
-            </w:r>
-            <w:proofErr w:type="spellEnd"/>
-            <w:r>
-              <w:rPr>
-                <w:rFonts w:ascii="Arial Nova Cond Light" w:hAnsi="Arial Nova Cond Light" w:cs="Times New Roman"/>
-                <w:b/>
-                <w:bCs/>
-                <w:color w:val="000000" w:themeColor="text1"/>
-                <w:sz w:val="20"/>
-                <w:szCs w:val="20"/>
-              </w:rPr>
-              <w:t xml:space="preserve"> UNIDADES</w:t>
+              <w:t>N° UNIDADES</w:t>
             </w:r>
           </w:p>
         </w:tc>
@@ -11375,13 +11323,13 @@
         <w:tblLook w:val="04A0" w:firstRow="1" w:lastRow="0" w:firstColumn="1" w:lastColumn="0" w:noHBand="0" w:noVBand="1"/>
       </w:tblPr>
       <w:tblGrid>
-        <w:gridCol w:w="875"/>
-        <w:gridCol w:w="1095"/>
-        <w:gridCol w:w="1726"/>
-        <w:gridCol w:w="6169"/>
-        <w:gridCol w:w="2015"/>
-        <w:gridCol w:w="1634"/>
-        <w:gridCol w:w="1337"/>
+        <w:gridCol w:w="818"/>
+        <w:gridCol w:w="1018"/>
+        <w:gridCol w:w="5379"/>
+        <w:gridCol w:w="1984"/>
+        <w:gridCol w:w="2693"/>
+        <w:gridCol w:w="1560"/>
+        <w:gridCol w:w="1399"/>
       </w:tblGrid>
       <w:tr>
         <w:trPr>
@@ -11390,7 +11338,7 @@
         </w:trPr>
         <w:tc>
           <w:tcPr>
-            <w:tcW w:w="875" w:type="dxa"/>
+            <w:tcW w:w="818" w:type="dxa"/>
             <w:shd w:val="clear" w:color="auto" w:fill="C1F0C7" w:themeFill="accent3" w:themeFillTint="33"/>
             <w:vAlign w:val="center"/>
           </w:tcPr>
@@ -11424,7 +11372,7 @@
         </w:tc>
         <w:tc>
           <w:tcPr>
-            <w:tcW w:w="1095" w:type="dxa"/>
+            <w:tcW w:w="1018" w:type="dxa"/>
             <w:shd w:val="clear" w:color="auto" w:fill="C1F0C7" w:themeFill="accent3" w:themeFillTint="33"/>
             <w:vAlign w:val="center"/>
           </w:tcPr>
@@ -11457,7 +11405,7 @@
         </w:tc>
         <w:tc>
           <w:tcPr>
-            <w:tcW w:w="1726" w:type="dxa"/>
+            <w:tcW w:w="5379" w:type="dxa"/>
             <w:shd w:val="clear" w:color="auto" w:fill="C1F0C7" w:themeFill="accent3" w:themeFillTint="33"/>
             <w:vAlign w:val="center"/>
           </w:tcPr>
@@ -11484,13 +11432,35 @@
                 <w:sz w:val="20"/>
                 <w:szCs w:val="20"/>
               </w:rPr>
-              <w:t>PROBLEMA / POTENCIALIDAD</w:t>
-            </w:r>
-          </w:p>
-        </w:tc>
-        <w:tc>
-          <w:tcPr>
-            <w:tcW w:w="6169" w:type="dxa"/>
+              <w:t>SITUACIÓN SIGNIF</w:t>
+            </w:r>
+            <w:r>
+              <w:rPr>
+                <w:rFonts w:ascii="Arial Nova Cond" w:hAnsi="Arial Nova Cond" w:cs="Times New Roman"/>
+                <w:b/>
+                <w:bCs/>
+                <w:color w:val="000000" w:themeColor="text1"/>
+                <w:sz w:val="20"/>
+                <w:szCs w:val="20"/>
+              </w:rPr>
+              <w:t>I</w:t>
+            </w:r>
+            <w:r>
+              <w:rPr>
+                <w:rFonts w:ascii="Arial Nova Cond" w:hAnsi="Arial Nova Cond" w:cs="Times New Roman"/>
+                <w:b/>
+                <w:bCs/>
+                <w:color w:val="000000" w:themeColor="text1"/>
+                <w:sz w:val="20"/>
+                <w:szCs w:val="20"/>
+              </w:rPr>
+              <w:t>CATIVA</w:t>
+            </w:r>
+          </w:p>
+        </w:tc>
+        <w:tc>
+          <w:tcPr>
+            <w:tcW w:w="1984" w:type="dxa"/>
             <w:shd w:val="clear" w:color="auto" w:fill="C1F0C7" w:themeFill="accent3" w:themeFillTint="33"/>
             <w:vAlign w:val="center"/>
           </w:tcPr>
@@ -11517,7 +11487,7 @@
                 <w:sz w:val="20"/>
                 <w:szCs w:val="20"/>
               </w:rPr>
-              <w:t>SITUACIÓN SIGNIF</w:t>
+              <w:t>TÍTULO DE LA UNIDAD DID</w:t>
             </w:r>
             <w:r>
               <w:rPr>
@@ -11528,7 +11498,7 @@
                 <w:sz w:val="20"/>
                 <w:szCs w:val="20"/>
               </w:rPr>
-              <w:t>I</w:t>
+              <w:t>Á</w:t>
             </w:r>
             <w:r>
               <w:rPr>
@@ -11539,13 +11509,24 @@
                 <w:sz w:val="20"/>
                 <w:szCs w:val="20"/>
               </w:rPr>
-              <w:t>CATIVA</w:t>
-            </w:r>
-          </w:p>
-        </w:tc>
-        <w:tc>
-          <w:tcPr>
-            <w:tcW w:w="2015" w:type="dxa"/>
+              <w:t>CTICA</w:t>
+            </w:r>
+            <w:r>
+              <w:rPr>
+                <w:rFonts w:ascii="Arial Nova Cond" w:hAnsi="Arial Nova Cond" w:cs="Times New Roman"/>
+                <w:b/>
+                <w:bCs/>
+                <w:color w:val="000000" w:themeColor="text1"/>
+                <w:sz w:val="20"/>
+                <w:szCs w:val="20"/>
+              </w:rPr>
+              <w:t>.</w:t>
+            </w:r>
+          </w:p>
+        </w:tc>
+        <w:tc>
+          <w:tcPr>
+            <w:tcW w:w="2693" w:type="dxa"/>
             <w:shd w:val="clear" w:color="auto" w:fill="C1F0C7" w:themeFill="accent3" w:themeFillTint="33"/>
             <w:vAlign w:val="center"/>
           </w:tcPr>
@@ -11572,9 +11553,21 @@
                 <w:sz w:val="20"/>
                 <w:szCs w:val="20"/>
               </w:rPr>
-              <w:t>TÍTULO DE LA UNIDAD DID</w:t>
-            </w:r>
-            <w:r>
+              <w:t>CAMPO TEMATICO</w:t>
+            </w:r>
+          </w:p>
+        </w:tc>
+        <w:tc>
+          <w:tcPr>
+            <w:tcW w:w="1560" w:type="dxa"/>
+            <w:shd w:val="clear" w:color="auto" w:fill="C1F0C7" w:themeFill="accent3" w:themeFillTint="33"/>
+            <w:vAlign w:val="center"/>
+          </w:tcPr>
+          <w:p>
+            <w:pPr>
+              <w:pStyle w:val="Prrafodelista"/>
+              <w:ind w:left="0"/>
+              <w:jc w:val="center"/>
               <w:rPr>
                 <w:rFonts w:ascii="Arial Nova Cond" w:hAnsi="Arial Nova Cond" w:cs="Times New Roman"/>
                 <w:b/>
@@ -11583,8 +11576,7 @@
                 <w:sz w:val="20"/>
                 <w:szCs w:val="20"/>
               </w:rPr>
-              <w:t>Á</w:t>
-            </w:r>
+            </w:pPr>
             <w:r>
               <w:rPr>
                 <w:rFonts w:ascii="Arial Nova Cond" w:hAnsi="Arial Nova Cond" w:cs="Times New Roman"/>
@@ -11594,57 +11586,13 @@
                 <w:sz w:val="20"/>
                 <w:szCs w:val="20"/>
               </w:rPr>
-              <w:t>CTICA</w:t>
-            </w:r>
-            <w:r>
-              <w:rPr>
-                <w:rFonts w:ascii="Arial Nova Cond" w:hAnsi="Arial Nova Cond" w:cs="Times New Roman"/>
-                <w:b/>
-                <w:bCs/>
-                <w:color w:val="000000" w:themeColor="text1"/>
-                <w:sz w:val="20"/>
-                <w:szCs w:val="20"/>
-              </w:rPr>
-              <w:t>.</w:t>
-            </w:r>
-          </w:p>
-        </w:tc>
-        <w:tc>
-          <w:tcPr>
-            <w:tcW w:w="1634" w:type="dxa"/>
-            <w:shd w:val="clear" w:color="auto" w:fill="C1F0C7" w:themeFill="accent3" w:themeFillTint="33"/>
-            <w:vAlign w:val="center"/>
-          </w:tcPr>
-          <w:p>
-            <w:pPr>
-              <w:pStyle w:val="Prrafodelista"/>
-              <w:ind w:left="0"/>
-              <w:jc w:val="center"/>
-              <w:rPr>
-                <w:rFonts w:ascii="Arial Nova Cond" w:hAnsi="Arial Nova Cond" w:cs="Times New Roman"/>
-                <w:b/>
-                <w:bCs/>
-                <w:color w:val="000000" w:themeColor="text1"/>
-                <w:sz w:val="20"/>
-                <w:szCs w:val="20"/>
-              </w:rPr>
-            </w:pPr>
-            <w:r>
-              <w:rPr>
-                <w:rFonts w:ascii="Arial Nova Cond" w:hAnsi="Arial Nova Cond" w:cs="Times New Roman"/>
-                <w:b/>
-                <w:bCs/>
-                <w:color w:val="000000" w:themeColor="text1"/>
-                <w:sz w:val="20"/>
-                <w:szCs w:val="20"/>
-              </w:rPr>
               <w:t>COMPETENCIAS</w:t>
             </w:r>
           </w:p>
         </w:tc>
         <w:tc>
           <w:tcPr>
-            <w:tcW w:w="1337" w:type="dxa"/>
+            <w:tcW w:w="1399" w:type="dxa"/>
             <w:shd w:val="clear" w:color="auto" w:fill="C1F0C7" w:themeFill="accent3" w:themeFillTint="33"/>
             <w:vAlign w:val="center"/>
           </w:tcPr>
@@ -11683,7 +11631,7 @@
         </w:trPr>
         <w:tc>
           <w:tcPr>
-            <w:tcW w:w="875" w:type="dxa"/>
+            <w:tcW w:w="818" w:type="dxa"/>
             <w:vMerge w:val="restart"/>
             <w:vAlign w:val="center"/>
           </w:tcPr>
@@ -11722,7 +11670,7 @@
         </w:tc>
         <w:tc>
           <w:tcPr>
-            <w:tcW w:w="1095" w:type="dxa"/>
+            <w:tcW w:w="1018" w:type="dxa"/>
             <w:vAlign w:val="center"/>
           </w:tcPr>
           <w:p>
@@ -11760,7 +11708,7 @@
         </w:tc>
         <w:tc>
           <w:tcPr>
-            <w:tcW w:w="1726" w:type="dxa"/>
+            <w:tcW w:w="5379" w:type="dxa"/>
             <w:vAlign w:val="center"/>
           </w:tcPr>
           <w:p>
@@ -11788,47 +11736,13 @@
                 <w:szCs w:val="20"/>
                 <w:lang w:val="es-ES_tradnl"/>
               </w:rPr>
-              <w:t>{{problemapotencialidad0}}</w:t>
-            </w:r>
-          </w:p>
-        </w:tc>
-        <w:tc>
-          <w:tcPr>
-            <w:tcW w:w="6169" w:type="dxa"/>
-            <w:vAlign w:val="center"/>
-          </w:tcPr>
-          <w:p>
-            <w:pPr>
-              <w:pStyle w:val="Prrafodelista"/>
-              <w:tabs>
-                <w:tab w:val="left" w:pos="0"/>
-                <w:tab w:val="left" w:pos="142"/>
-                <w:tab w:val="left" w:pos="284"/>
-              </w:tabs>
-              <w:spacing w:line="276" w:lineRule="auto"/>
-              <w:ind w:left="0"/>
-              <w:jc w:val="both"/>
-              <w:rPr>
-                <w:rFonts w:ascii="Arial Nova Cond" w:eastAsia="Calibri" w:hAnsi="Arial Nova Cond" w:cs="Times New Roman"/>
-                <w:sz w:val="20"/>
-                <w:szCs w:val="20"/>
-                <w:lang w:val="es-ES_tradnl"/>
-              </w:rPr>
-            </w:pPr>
-            <w:r>
-              <w:rPr>
-                <w:rFonts w:ascii="Arial Nova Cond" w:eastAsia="Calibri" w:hAnsi="Arial Nova Cond" w:cs="Times New Roman"/>
-                <w:sz w:val="20"/>
-                <w:szCs w:val="20"/>
-                <w:lang w:val="es-ES_tradnl"/>
-              </w:rPr>
-              <w:t>{{situacionsignificativa0}}</w:t>
-            </w:r>
-          </w:p>
-        </w:tc>
-        <w:tc>
-          <w:tcPr>
-            <w:tcW w:w="2015" w:type="dxa"/>
+              <w:t xml:space="preserve">{{situacionsignificativa0}} </w:t>
+            </w:r>
+          </w:p>
+        </w:tc>
+        <w:tc>
+          <w:tcPr>
+            <w:tcW w:w="1984" w:type="dxa"/>
             <w:vAlign w:val="center"/>
           </w:tcPr>
           <w:p>
@@ -11859,7 +11773,7 @@
         </w:tc>
         <w:tc>
           <w:tcPr>
-            <w:tcW w:w="1634" w:type="dxa"/>
+            <w:tcW w:w="2693" w:type="dxa"/>
             <w:vAlign w:val="center"/>
           </w:tcPr>
           <w:p>
@@ -11884,13 +11798,13 @@
                 <w:sz w:val="20"/>
                 <w:szCs w:val="20"/>
               </w:rPr>
-              <w:t>{{competencias0}}</w:t>
-            </w:r>
-          </w:p>
-        </w:tc>
-        <w:tc>
-          <w:tcPr>
-            <w:tcW w:w="1337" w:type="dxa"/>
+              <w:t>{{campotematico0}}</w:t>
+            </w:r>
+          </w:p>
+        </w:tc>
+        <w:tc>
+          <w:tcPr>
+            <w:tcW w:w="1560" w:type="dxa"/>
             <w:vAlign w:val="center"/>
           </w:tcPr>
           <w:p>
@@ -11898,7 +11812,38 @@
               <w:autoSpaceDE w:val="0"/>
               <w:autoSpaceDN w:val="0"/>
               <w:adjustRightInd w:val="0"/>
-              <w:jc w:val="center"/>
+              <w:jc w:val="both"/>
+              <w:rPr>
+                <w:rFonts w:ascii="Arial Nova Cond" w:hAnsi="Arial Nova Cond" w:cs="Arial"/>
+                <w:color w:val="000000"/>
+                <w:kern w:val="0"/>
+                <w:sz w:val="20"/>
+                <w:szCs w:val="20"/>
+              </w:rPr>
+            </w:pPr>
+            <w:r>
+              <w:rPr>
+                <w:rFonts w:ascii="Arial Nova Cond" w:hAnsi="Arial Nova Cond" w:cs="Arial"/>
+                <w:color w:val="000000"/>
+                <w:kern w:val="0"/>
+                <w:sz w:val="20"/>
+                <w:szCs w:val="20"/>
+              </w:rPr>
+              <w:t>{{competencias0}}</w:t>
+            </w:r>
+          </w:p>
+        </w:tc>
+        <w:tc>
+          <w:tcPr>
+            <w:tcW w:w="1399" w:type="dxa"/>
+            <w:vAlign w:val="center"/>
+          </w:tcPr>
+          <w:p>
+            <w:pPr>
+              <w:autoSpaceDE w:val="0"/>
+              <w:autoSpaceDN w:val="0"/>
+              <w:adjustRightInd w:val="0"/>
+              <w:jc w:val="both"/>
               <w:rPr>
                 <w:rFonts w:ascii="Arial Nova Cond" w:hAnsi="Arial Nova Cond" w:cs="Arial"/>
                 <w:color w:val="000000"/>
@@ -11927,7 +11872,7 @@
         </w:trPr>
         <w:tc>
           <w:tcPr>
-            <w:tcW w:w="875" w:type="dxa"/>
+            <w:tcW w:w="818" w:type="dxa"/>
             <w:vMerge/>
             <w:vAlign w:val="center"/>
           </w:tcPr>
@@ -11955,7 +11900,7 @@
         </w:tc>
         <w:tc>
           <w:tcPr>
-            <w:tcW w:w="1095" w:type="dxa"/>
+            <w:tcW w:w="1018" w:type="dxa"/>
             <w:vAlign w:val="center"/>
           </w:tcPr>
           <w:p>
@@ -11993,33 +11938,7 @@
         </w:tc>
         <w:tc>
           <w:tcPr>
-            <w:tcW w:w="1726" w:type="dxa"/>
-            <w:vAlign w:val="center"/>
-          </w:tcPr>
-          <w:p>
-            <w:pPr>
-              <w:pStyle w:val="NormalWeb"/>
-              <w:jc w:val="both"/>
-              <w:rPr>
-                <w:rFonts w:ascii="Arial Nova Cond" w:hAnsi="Arial Nova Cond"/>
-                <w:sz w:val="20"/>
-                <w:szCs w:val="20"/>
-              </w:rPr>
-            </w:pPr>
-            <w:r>
-              <w:rPr>
-                <w:rFonts w:ascii="Arial Nova Cond" w:eastAsia="Calibri" w:hAnsi="Arial Nova Cond"/>
-                <w:sz w:val="20"/>
-                <w:szCs w:val="20"/>
-                <w:lang w:val="es-ES_tradnl"/>
-              </w:rPr>
-              <w:t>{{problemapotencialidad1}}</w:t>
-            </w:r>
-          </w:p>
-        </w:tc>
-        <w:tc>
-          <w:tcPr>
-            <w:tcW w:w="6169" w:type="dxa"/>
+            <w:tcW w:w="5379" w:type="dxa"/>
             <w:vAlign w:val="center"/>
           </w:tcPr>
           <w:p>
@@ -12053,7 +11972,7 @@
         </w:tc>
         <w:tc>
           <w:tcPr>
-            <w:tcW w:w="2015" w:type="dxa"/>
+            <w:tcW w:w="1984" w:type="dxa"/>
             <w:vAlign w:val="center"/>
           </w:tcPr>
           <w:p>
@@ -12084,7 +12003,7 @@
         </w:tc>
         <w:tc>
           <w:tcPr>
-            <w:tcW w:w="1634" w:type="dxa"/>
+            <w:tcW w:w="2693" w:type="dxa"/>
             <w:vAlign w:val="center"/>
           </w:tcPr>
           <w:p>
@@ -12109,13 +12028,13 @@
                 <w:sz w:val="20"/>
                 <w:szCs w:val="20"/>
               </w:rPr>
-              <w:t>{{competencias1}}</w:t>
-            </w:r>
-          </w:p>
-        </w:tc>
-        <w:tc>
-          <w:tcPr>
-            <w:tcW w:w="1337" w:type="dxa"/>
+              <w:t>{{campotematico1}}</w:t>
+            </w:r>
+          </w:p>
+        </w:tc>
+        <w:tc>
+          <w:tcPr>
+            <w:tcW w:w="1560" w:type="dxa"/>
             <w:vAlign w:val="center"/>
           </w:tcPr>
           <w:p>
@@ -12123,7 +12042,38 @@
               <w:autoSpaceDE w:val="0"/>
               <w:autoSpaceDN w:val="0"/>
               <w:adjustRightInd w:val="0"/>
-              <w:jc w:val="center"/>
+              <w:jc w:val="both"/>
+              <w:rPr>
+                <w:rFonts w:ascii="Arial Nova Cond" w:hAnsi="Arial Nova Cond" w:cs="Arial"/>
+                <w:color w:val="000000"/>
+                <w:kern w:val="0"/>
+                <w:sz w:val="20"/>
+                <w:szCs w:val="20"/>
+              </w:rPr>
+            </w:pPr>
+            <w:r>
+              <w:rPr>
+                <w:rFonts w:ascii="Arial Nova Cond" w:hAnsi="Arial Nova Cond" w:cs="Arial"/>
+                <w:color w:val="000000"/>
+                <w:kern w:val="0"/>
+                <w:sz w:val="20"/>
+                <w:szCs w:val="20"/>
+              </w:rPr>
+              <w:t>{{competencias1}}</w:t>
+            </w:r>
+          </w:p>
+        </w:tc>
+        <w:tc>
+          <w:tcPr>
+            <w:tcW w:w="1399" w:type="dxa"/>
+            <w:vAlign w:val="center"/>
+          </w:tcPr>
+          <w:p>
+            <w:pPr>
+              <w:autoSpaceDE w:val="0"/>
+              <w:autoSpaceDN w:val="0"/>
+              <w:adjustRightInd w:val="0"/>
+              <w:jc w:val="both"/>
               <w:rPr>
                 <w:rFonts w:ascii="Arial Nova Cond" w:hAnsi="Arial Nova Cond" w:cs="Arial"/>
                 <w:color w:val="000000"/>
@@ -12152,7 +12102,7 @@
         </w:trPr>
         <w:tc>
           <w:tcPr>
-            <w:tcW w:w="875" w:type="dxa"/>
+            <w:tcW w:w="818" w:type="dxa"/>
             <w:vMerge/>
             <w:vAlign w:val="center"/>
           </w:tcPr>
@@ -12180,7 +12130,7 @@
         </w:tc>
         <w:tc>
           <w:tcPr>
-            <w:tcW w:w="1095" w:type="dxa"/>
+            <w:tcW w:w="1018" w:type="dxa"/>
             <w:vAlign w:val="center"/>
           </w:tcPr>
           <w:p>
@@ -12218,33 +12168,7 @@
         </w:tc>
         <w:tc>
           <w:tcPr>
-            <w:tcW w:w="1726" w:type="dxa"/>
-            <w:vAlign w:val="center"/>
-          </w:tcPr>
-          <w:p>
-            <w:pPr>
-              <w:pStyle w:val="NormalWeb"/>
-              <w:jc w:val="both"/>
-              <w:rPr>
-                <w:rFonts w:ascii="Arial Nova Cond" w:eastAsia="Calibri" w:hAnsi="Arial Nova Cond"/>
-                <w:sz w:val="20"/>
-                <w:szCs w:val="20"/>
-              </w:rPr>
-            </w:pPr>
-            <w:r>
-              <w:rPr>
-                <w:rFonts w:ascii="Arial Nova Cond" w:eastAsia="Calibri" w:hAnsi="Arial Nova Cond"/>
-                <w:sz w:val="20"/>
-                <w:szCs w:val="20"/>
-                <w:lang w:val="es-ES_tradnl"/>
-              </w:rPr>
-              <w:t>{{problemapotencialidad2}}</w:t>
-            </w:r>
-          </w:p>
-        </w:tc>
-        <w:tc>
-          <w:tcPr>
-            <w:tcW w:w="6169" w:type="dxa"/>
+            <w:tcW w:w="5379" w:type="dxa"/>
             <w:vAlign w:val="center"/>
           </w:tcPr>
           <w:p>
@@ -12278,7 +12202,7 @@
         </w:tc>
         <w:tc>
           <w:tcPr>
-            <w:tcW w:w="2015" w:type="dxa"/>
+            <w:tcW w:w="1984" w:type="dxa"/>
             <w:vAlign w:val="center"/>
           </w:tcPr>
           <w:p>
@@ -12309,7 +12233,7 @@
         </w:tc>
         <w:tc>
           <w:tcPr>
-            <w:tcW w:w="1634" w:type="dxa"/>
+            <w:tcW w:w="2693" w:type="dxa"/>
             <w:vAlign w:val="center"/>
           </w:tcPr>
           <w:p>
@@ -12334,13 +12258,13 @@
                 <w:sz w:val="20"/>
                 <w:szCs w:val="20"/>
               </w:rPr>
-              <w:t>{{competencias2}}</w:t>
-            </w:r>
-          </w:p>
-        </w:tc>
-        <w:tc>
-          <w:tcPr>
-            <w:tcW w:w="1337" w:type="dxa"/>
+              <w:t>{{campotematico2}}</w:t>
+            </w:r>
+          </w:p>
+        </w:tc>
+        <w:tc>
+          <w:tcPr>
+            <w:tcW w:w="1560" w:type="dxa"/>
             <w:vAlign w:val="center"/>
           </w:tcPr>
           <w:p>
@@ -12348,7 +12272,38 @@
               <w:autoSpaceDE w:val="0"/>
               <w:autoSpaceDN w:val="0"/>
               <w:adjustRightInd w:val="0"/>
-              <w:jc w:val="center"/>
+              <w:jc w:val="both"/>
+              <w:rPr>
+                <w:rFonts w:ascii="Arial Nova Cond" w:hAnsi="Arial Nova Cond" w:cs="Arial"/>
+                <w:color w:val="000000"/>
+                <w:kern w:val="0"/>
+                <w:sz w:val="20"/>
+                <w:szCs w:val="20"/>
+              </w:rPr>
+            </w:pPr>
+            <w:r>
+              <w:rPr>
+                <w:rFonts w:ascii="Arial Nova Cond" w:hAnsi="Arial Nova Cond" w:cs="Arial"/>
+                <w:color w:val="000000"/>
+                <w:kern w:val="0"/>
+                <w:sz w:val="20"/>
+                <w:szCs w:val="20"/>
+              </w:rPr>
+              <w:t>{{competencias2}}</w:t>
+            </w:r>
+          </w:p>
+        </w:tc>
+        <w:tc>
+          <w:tcPr>
+            <w:tcW w:w="1399" w:type="dxa"/>
+            <w:vAlign w:val="center"/>
+          </w:tcPr>
+          <w:p>
+            <w:pPr>
+              <w:autoSpaceDE w:val="0"/>
+              <w:autoSpaceDN w:val="0"/>
+              <w:adjustRightInd w:val="0"/>
+              <w:jc w:val="both"/>
               <w:rPr>
                 <w:rFonts w:ascii="Arial Nova Cond" w:hAnsi="Arial Nova Cond" w:cs="Arial"/>
                 <w:color w:val="000000"/>
@@ -12377,7 +12332,7 @@
         </w:trPr>
         <w:tc>
           <w:tcPr>
-            <w:tcW w:w="875" w:type="dxa"/>
+            <w:tcW w:w="818" w:type="dxa"/>
             <w:vMerge w:val="restart"/>
             <w:vAlign w:val="center"/>
           </w:tcPr>
@@ -12416,7 +12371,7 @@
         </w:tc>
         <w:tc>
           <w:tcPr>
-            <w:tcW w:w="1095" w:type="dxa"/>
+            <w:tcW w:w="1018" w:type="dxa"/>
             <w:vAlign w:val="center"/>
           </w:tcPr>
           <w:p>
@@ -12454,33 +12409,7 @@
         </w:tc>
         <w:tc>
           <w:tcPr>
-            <w:tcW w:w="1726" w:type="dxa"/>
-            <w:vAlign w:val="center"/>
-          </w:tcPr>
-          <w:p>
-            <w:pPr>
-              <w:pStyle w:val="Sinespaciado"/>
-              <w:jc w:val="both"/>
-              <w:rPr>
-                <w:rFonts w:ascii="Arial Nova Cond" w:eastAsia="Times New Roman" w:hAnsi="Arial Nova Cond" w:cs="Times New Roman"/>
-                <w:sz w:val="20"/>
-                <w:szCs w:val="20"/>
-              </w:rPr>
-            </w:pPr>
-            <w:r>
-              <w:rPr>
-                <w:rFonts w:ascii="Arial Nova Cond" w:eastAsia="Calibri" w:hAnsi="Arial Nova Cond" w:cs="Times New Roman"/>
-                <w:sz w:val="20"/>
-                <w:szCs w:val="20"/>
-                <w:lang w:val="es-ES_tradnl"/>
-              </w:rPr>
-              <w:t>{{problemapotencialidad3}}</w:t>
-            </w:r>
-          </w:p>
-        </w:tc>
-        <w:tc>
-          <w:tcPr>
-            <w:tcW w:w="6169" w:type="dxa"/>
+            <w:tcW w:w="5379" w:type="dxa"/>
             <w:vAlign w:val="center"/>
           </w:tcPr>
           <w:p>
@@ -12515,7 +12444,7 @@
         </w:tc>
         <w:tc>
           <w:tcPr>
-            <w:tcW w:w="2015" w:type="dxa"/>
+            <w:tcW w:w="1984" w:type="dxa"/>
             <w:vAlign w:val="center"/>
           </w:tcPr>
           <w:p>
@@ -12546,7 +12475,7 @@
         </w:tc>
         <w:tc>
           <w:tcPr>
-            <w:tcW w:w="1634" w:type="dxa"/>
+            <w:tcW w:w="2693" w:type="dxa"/>
             <w:vAlign w:val="center"/>
           </w:tcPr>
           <w:p>
@@ -12571,13 +12500,13 @@
                 <w:sz w:val="20"/>
                 <w:szCs w:val="20"/>
               </w:rPr>
-              <w:t>{{competencias3}}</w:t>
-            </w:r>
-          </w:p>
-        </w:tc>
-        <w:tc>
-          <w:tcPr>
-            <w:tcW w:w="1337" w:type="dxa"/>
+              <w:t>{{campotematico3}}</w:t>
+            </w:r>
+          </w:p>
+        </w:tc>
+        <w:tc>
+          <w:tcPr>
+            <w:tcW w:w="1560" w:type="dxa"/>
             <w:vAlign w:val="center"/>
           </w:tcPr>
           <w:p>
@@ -12585,7 +12514,38 @@
               <w:autoSpaceDE w:val="0"/>
               <w:autoSpaceDN w:val="0"/>
               <w:adjustRightInd w:val="0"/>
-              <w:jc w:val="center"/>
+              <w:jc w:val="both"/>
+              <w:rPr>
+                <w:rFonts w:ascii="Arial Nova Cond" w:hAnsi="Arial Nova Cond" w:cs="Arial"/>
+                <w:color w:val="000000"/>
+                <w:kern w:val="0"/>
+                <w:sz w:val="20"/>
+                <w:szCs w:val="20"/>
+              </w:rPr>
+            </w:pPr>
+            <w:r>
+              <w:rPr>
+                <w:rFonts w:ascii="Arial Nova Cond" w:hAnsi="Arial Nova Cond" w:cs="Arial"/>
+                <w:color w:val="000000"/>
+                <w:kern w:val="0"/>
+                <w:sz w:val="20"/>
+                <w:szCs w:val="20"/>
+              </w:rPr>
+              <w:t>{{competencias3}}</w:t>
+            </w:r>
+          </w:p>
+        </w:tc>
+        <w:tc>
+          <w:tcPr>
+            <w:tcW w:w="1399" w:type="dxa"/>
+            <w:vAlign w:val="center"/>
+          </w:tcPr>
+          <w:p>
+            <w:pPr>
+              <w:autoSpaceDE w:val="0"/>
+              <w:autoSpaceDN w:val="0"/>
+              <w:adjustRightInd w:val="0"/>
+              <w:jc w:val="both"/>
               <w:rPr>
                 <w:rFonts w:ascii="Arial Nova Cond" w:hAnsi="Arial Nova Cond" w:cs="Arial"/>
                 <w:color w:val="000000"/>
@@ -12614,7 +12574,7 @@
         </w:trPr>
         <w:tc>
           <w:tcPr>
-            <w:tcW w:w="875" w:type="dxa"/>
+            <w:tcW w:w="818" w:type="dxa"/>
             <w:vMerge/>
             <w:vAlign w:val="center"/>
           </w:tcPr>
@@ -12642,7 +12602,7 @@
         </w:tc>
         <w:tc>
           <w:tcPr>
-            <w:tcW w:w="1095" w:type="dxa"/>
+            <w:tcW w:w="1018" w:type="dxa"/>
             <w:vAlign w:val="center"/>
           </w:tcPr>
           <w:p>
@@ -12680,33 +12640,7 @@
         </w:tc>
         <w:tc>
           <w:tcPr>
-            <w:tcW w:w="1726" w:type="dxa"/>
-            <w:vAlign w:val="center"/>
-          </w:tcPr>
-          <w:p>
-            <w:pPr>
-              <w:pStyle w:val="Sinespaciado"/>
-              <w:jc w:val="both"/>
-              <w:rPr>
-                <w:rFonts w:ascii="Arial Nova Cond" w:hAnsi="Arial Nova Cond"/>
-                <w:sz w:val="20"/>
-                <w:szCs w:val="20"/>
-              </w:rPr>
-            </w:pPr>
-            <w:r>
-              <w:rPr>
-                <w:rFonts w:ascii="Arial Nova Cond" w:eastAsia="Calibri" w:hAnsi="Arial Nova Cond" w:cs="Times New Roman"/>
-                <w:sz w:val="20"/>
-                <w:szCs w:val="20"/>
-                <w:lang w:val="es-ES_tradnl"/>
-              </w:rPr>
-              <w:t>{{problemapotencialidad4}}</w:t>
-            </w:r>
-          </w:p>
-        </w:tc>
-        <w:tc>
-          <w:tcPr>
-            <w:tcW w:w="6169" w:type="dxa"/>
+            <w:tcW w:w="5379" w:type="dxa"/>
             <w:vAlign w:val="center"/>
           </w:tcPr>
           <w:p>
@@ -12741,7 +12675,7 @@
         </w:tc>
         <w:tc>
           <w:tcPr>
-            <w:tcW w:w="2015" w:type="dxa"/>
+            <w:tcW w:w="1984" w:type="dxa"/>
             <w:vAlign w:val="center"/>
           </w:tcPr>
           <w:p>
@@ -12772,7 +12706,7 @@
         </w:tc>
         <w:tc>
           <w:tcPr>
-            <w:tcW w:w="1634" w:type="dxa"/>
+            <w:tcW w:w="2693" w:type="dxa"/>
             <w:vAlign w:val="center"/>
           </w:tcPr>
           <w:p>
@@ -12797,13 +12731,13 @@
                 <w:sz w:val="20"/>
                 <w:szCs w:val="20"/>
               </w:rPr>
-              <w:t>{{competencias4}}</w:t>
-            </w:r>
-          </w:p>
-        </w:tc>
-        <w:tc>
-          <w:tcPr>
-            <w:tcW w:w="1337" w:type="dxa"/>
+              <w:t>{{campotematico4}}</w:t>
+            </w:r>
+          </w:p>
+        </w:tc>
+        <w:tc>
+          <w:tcPr>
+            <w:tcW w:w="1560" w:type="dxa"/>
             <w:vAlign w:val="center"/>
           </w:tcPr>
           <w:p>
@@ -12811,7 +12745,38 @@
               <w:autoSpaceDE w:val="0"/>
               <w:autoSpaceDN w:val="0"/>
               <w:adjustRightInd w:val="0"/>
-              <w:jc w:val="center"/>
+              <w:jc w:val="both"/>
+              <w:rPr>
+                <w:rFonts w:ascii="Arial Nova Cond" w:hAnsi="Arial Nova Cond" w:cs="Arial"/>
+                <w:color w:val="000000"/>
+                <w:kern w:val="0"/>
+                <w:sz w:val="20"/>
+                <w:szCs w:val="20"/>
+              </w:rPr>
+            </w:pPr>
+            <w:r>
+              <w:rPr>
+                <w:rFonts w:ascii="Arial Nova Cond" w:hAnsi="Arial Nova Cond" w:cs="Arial"/>
+                <w:color w:val="000000"/>
+                <w:kern w:val="0"/>
+                <w:sz w:val="20"/>
+                <w:szCs w:val="20"/>
+              </w:rPr>
+              <w:t>{{competencias4}}</w:t>
+            </w:r>
+          </w:p>
+        </w:tc>
+        <w:tc>
+          <w:tcPr>
+            <w:tcW w:w="1399" w:type="dxa"/>
+            <w:vAlign w:val="center"/>
+          </w:tcPr>
+          <w:p>
+            <w:pPr>
+              <w:autoSpaceDE w:val="0"/>
+              <w:autoSpaceDN w:val="0"/>
+              <w:adjustRightInd w:val="0"/>
+              <w:jc w:val="both"/>
               <w:rPr>
                 <w:rFonts w:ascii="Arial Nova Cond" w:hAnsi="Arial Nova Cond" w:cs="Arial"/>
                 <w:color w:val="000000"/>
@@ -12840,7 +12805,7 @@
         </w:trPr>
         <w:tc>
           <w:tcPr>
-            <w:tcW w:w="875" w:type="dxa"/>
+            <w:tcW w:w="818" w:type="dxa"/>
             <w:vMerge w:val="restart"/>
             <w:vAlign w:val="center"/>
           </w:tcPr>
@@ -12879,7 +12844,7 @@
         </w:tc>
         <w:tc>
           <w:tcPr>
-            <w:tcW w:w="1095" w:type="dxa"/>
+            <w:tcW w:w="1018" w:type="dxa"/>
             <w:vAlign w:val="center"/>
           </w:tcPr>
           <w:p>
@@ -12917,34 +12882,7 @@
         </w:tc>
         <w:tc>
           <w:tcPr>
-            <w:tcW w:w="1726" w:type="dxa"/>
-            <w:vAlign w:val="center"/>
-          </w:tcPr>
-          <w:p>
-            <w:pPr>
-              <w:pStyle w:val="Sinespaciado"/>
-              <w:jc w:val="both"/>
-              <w:rPr>
-                <w:rFonts w:ascii="Arial Nova Cond" w:hAnsi="Arial Nova Cond"/>
-                <w:color w:val="000000" w:themeColor="text1"/>
-                <w:sz w:val="20"/>
-                <w:szCs w:val="20"/>
-              </w:rPr>
-            </w:pPr>
-            <w:r>
-              <w:rPr>
-                <w:rFonts w:ascii="Arial Nova Cond" w:eastAsia="Calibri" w:hAnsi="Arial Nova Cond" w:cs="Times New Roman"/>
-                <w:sz w:val="20"/>
-                <w:szCs w:val="20"/>
-                <w:lang w:val="es-ES_tradnl"/>
-              </w:rPr>
-              <w:t>{{problemapotencialidad5}}</w:t>
-            </w:r>
-          </w:p>
-        </w:tc>
-        <w:tc>
-          <w:tcPr>
-            <w:tcW w:w="6169" w:type="dxa"/>
+            <w:tcW w:w="5379" w:type="dxa"/>
             <w:vAlign w:val="center"/>
           </w:tcPr>
           <w:p>
@@ -12973,13 +12911,13 @@
                 <w:szCs w:val="20"/>
                 <w:lang w:val="es-ES_tradnl"/>
               </w:rPr>
-              <w:t>{{situacionsignificativa5}}</w:t>
-            </w:r>
-          </w:p>
-        </w:tc>
-        <w:tc>
-          <w:tcPr>
-            <w:tcW w:w="2015" w:type="dxa"/>
+              <w:t xml:space="preserve">{{situacionsignificativa5}} </w:t>
+            </w:r>
+          </w:p>
+        </w:tc>
+        <w:tc>
+          <w:tcPr>
+            <w:tcW w:w="1984" w:type="dxa"/>
             <w:vAlign w:val="center"/>
           </w:tcPr>
           <w:p>
@@ -13010,7 +12948,7 @@
         </w:tc>
         <w:tc>
           <w:tcPr>
-            <w:tcW w:w="1634" w:type="dxa"/>
+            <w:tcW w:w="2693" w:type="dxa"/>
             <w:vAlign w:val="center"/>
           </w:tcPr>
           <w:p>
@@ -13035,13 +12973,13 @@
                 <w:sz w:val="20"/>
                 <w:szCs w:val="20"/>
               </w:rPr>
-              <w:t>{{competencias5}}</w:t>
-            </w:r>
-          </w:p>
-        </w:tc>
-        <w:tc>
-          <w:tcPr>
-            <w:tcW w:w="1337" w:type="dxa"/>
+              <w:t>{{campotematico5}}</w:t>
+            </w:r>
+          </w:p>
+        </w:tc>
+        <w:tc>
+          <w:tcPr>
+            <w:tcW w:w="1560" w:type="dxa"/>
             <w:vAlign w:val="center"/>
           </w:tcPr>
           <w:p>
@@ -13049,7 +12987,38 @@
               <w:autoSpaceDE w:val="0"/>
               <w:autoSpaceDN w:val="0"/>
               <w:adjustRightInd w:val="0"/>
-              <w:jc w:val="center"/>
+              <w:jc w:val="both"/>
+              <w:rPr>
+                <w:rFonts w:ascii="Arial Nova Cond" w:hAnsi="Arial Nova Cond" w:cs="Arial"/>
+                <w:color w:val="000000"/>
+                <w:kern w:val="0"/>
+                <w:sz w:val="20"/>
+                <w:szCs w:val="20"/>
+              </w:rPr>
+            </w:pPr>
+            <w:r>
+              <w:rPr>
+                <w:rFonts w:ascii="Arial Nova Cond" w:hAnsi="Arial Nova Cond" w:cs="Arial"/>
+                <w:color w:val="000000"/>
+                <w:kern w:val="0"/>
+                <w:sz w:val="20"/>
+                <w:szCs w:val="20"/>
+              </w:rPr>
+              <w:t>{{competencias5}}</w:t>
+            </w:r>
+          </w:p>
+        </w:tc>
+        <w:tc>
+          <w:tcPr>
+            <w:tcW w:w="1399" w:type="dxa"/>
+            <w:vAlign w:val="center"/>
+          </w:tcPr>
+          <w:p>
+            <w:pPr>
+              <w:autoSpaceDE w:val="0"/>
+              <w:autoSpaceDN w:val="0"/>
+              <w:adjustRightInd w:val="0"/>
+              <w:jc w:val="both"/>
               <w:rPr>
                 <w:rFonts w:ascii="Arial Nova Cond" w:hAnsi="Arial Nova Cond" w:cs="Arial"/>
                 <w:color w:val="000000"/>
@@ -13078,7 +13047,7 @@
         </w:trPr>
         <w:tc>
           <w:tcPr>
-            <w:tcW w:w="875" w:type="dxa"/>
+            <w:tcW w:w="818" w:type="dxa"/>
             <w:vMerge/>
             <w:vAlign w:val="center"/>
           </w:tcPr>
@@ -13106,7 +13075,7 @@
         </w:tc>
         <w:tc>
           <w:tcPr>
-            <w:tcW w:w="1095" w:type="dxa"/>
+            <w:tcW w:w="1018" w:type="dxa"/>
             <w:vAlign w:val="center"/>
           </w:tcPr>
           <w:p>
@@ -13144,33 +13113,7 @@
         </w:tc>
         <w:tc>
           <w:tcPr>
-            <w:tcW w:w="1726" w:type="dxa"/>
-            <w:vAlign w:val="center"/>
-          </w:tcPr>
-          <w:p>
-            <w:pPr>
-              <w:pStyle w:val="Sinespaciado"/>
-              <w:jc w:val="both"/>
-              <w:rPr>
-                <w:rFonts w:ascii="Arial Nova Cond" w:hAnsi="Arial Nova Cond"/>
-                <w:sz w:val="20"/>
-                <w:szCs w:val="20"/>
-              </w:rPr>
-            </w:pPr>
-            <w:r>
-              <w:rPr>
-                <w:rFonts w:ascii="Arial Nova Cond" w:eastAsia="Calibri" w:hAnsi="Arial Nova Cond" w:cs="Times New Roman"/>
-                <w:sz w:val="20"/>
-                <w:szCs w:val="20"/>
-                <w:lang w:val="es-ES_tradnl"/>
-              </w:rPr>
-              <w:t>{{problemapotencialidad6}}</w:t>
-            </w:r>
-          </w:p>
-        </w:tc>
-        <w:tc>
-          <w:tcPr>
-            <w:tcW w:w="6169" w:type="dxa"/>
+            <w:tcW w:w="5379" w:type="dxa"/>
             <w:vAlign w:val="center"/>
           </w:tcPr>
           <w:p>
@@ -13204,7 +13147,7 @@
         </w:tc>
         <w:tc>
           <w:tcPr>
-            <w:tcW w:w="2015" w:type="dxa"/>
+            <w:tcW w:w="1984" w:type="dxa"/>
             <w:vAlign w:val="center"/>
           </w:tcPr>
           <w:p>
@@ -13235,7 +13178,7 @@
         </w:tc>
         <w:tc>
           <w:tcPr>
-            <w:tcW w:w="1634" w:type="dxa"/>
+            <w:tcW w:w="2693" w:type="dxa"/>
             <w:vAlign w:val="center"/>
           </w:tcPr>
           <w:p>
@@ -13260,13 +13203,13 @@
                 <w:sz w:val="20"/>
                 <w:szCs w:val="20"/>
               </w:rPr>
-              <w:t>{{competencias6}}</w:t>
-            </w:r>
-          </w:p>
-        </w:tc>
-        <w:tc>
-          <w:tcPr>
-            <w:tcW w:w="1337" w:type="dxa"/>
+              <w:t>{{campotematico6}}</w:t>
+            </w:r>
+          </w:p>
+        </w:tc>
+        <w:tc>
+          <w:tcPr>
+            <w:tcW w:w="1560" w:type="dxa"/>
             <w:vAlign w:val="center"/>
           </w:tcPr>
           <w:p>
@@ -13274,7 +13217,38 @@
               <w:autoSpaceDE w:val="0"/>
               <w:autoSpaceDN w:val="0"/>
               <w:adjustRightInd w:val="0"/>
-              <w:jc w:val="center"/>
+              <w:jc w:val="both"/>
+              <w:rPr>
+                <w:rFonts w:ascii="Arial Nova Cond" w:hAnsi="Arial Nova Cond" w:cs="Arial"/>
+                <w:color w:val="000000"/>
+                <w:kern w:val="0"/>
+                <w:sz w:val="20"/>
+                <w:szCs w:val="20"/>
+              </w:rPr>
+            </w:pPr>
+            <w:r>
+              <w:rPr>
+                <w:rFonts w:ascii="Arial Nova Cond" w:hAnsi="Arial Nova Cond" w:cs="Arial"/>
+                <w:color w:val="000000"/>
+                <w:kern w:val="0"/>
+                <w:sz w:val="20"/>
+                <w:szCs w:val="20"/>
+              </w:rPr>
+              <w:t>{{competencias6}}</w:t>
+            </w:r>
+          </w:p>
+        </w:tc>
+        <w:tc>
+          <w:tcPr>
+            <w:tcW w:w="1399" w:type="dxa"/>
+            <w:vAlign w:val="center"/>
+          </w:tcPr>
+          <w:p>
+            <w:pPr>
+              <w:autoSpaceDE w:val="0"/>
+              <w:autoSpaceDN w:val="0"/>
+              <w:adjustRightInd w:val="0"/>
+              <w:jc w:val="both"/>
               <w:rPr>
                 <w:rFonts w:ascii="Arial Nova Cond" w:hAnsi="Arial Nova Cond" w:cs="Arial"/>
                 <w:color w:val="000000"/>
@@ -13303,7 +13277,7 @@
         </w:trPr>
         <w:tc>
           <w:tcPr>
-            <w:tcW w:w="875" w:type="dxa"/>
+            <w:tcW w:w="818" w:type="dxa"/>
             <w:vMerge w:val="restart"/>
             <w:vAlign w:val="center"/>
           </w:tcPr>
@@ -13342,7 +13316,7 @@
         </w:tc>
         <w:tc>
           <w:tcPr>
-            <w:tcW w:w="1095" w:type="dxa"/>
+            <w:tcW w:w="1018" w:type="dxa"/>
             <w:vAlign w:val="center"/>
           </w:tcPr>
           <w:p>
@@ -13380,7 +13354,7 @@
         </w:tc>
         <w:tc>
           <w:tcPr>
-            <w:tcW w:w="1726" w:type="dxa"/>
+            <w:tcW w:w="5379" w:type="dxa"/>
             <w:vAlign w:val="center"/>
           </w:tcPr>
           <w:p>
@@ -13393,62 +13367,28 @@
               </w:tabs>
               <w:spacing w:line="276" w:lineRule="auto"/>
               <w:ind w:left="0"/>
+              <w:jc w:val="both"/>
+              <w:rPr>
+                <w:rFonts w:ascii="Arial Nova Cond" w:hAnsi="Arial Nova Cond"/>
+                <w:color w:val="000000" w:themeColor="text1"/>
+                <w:sz w:val="20"/>
+                <w:szCs w:val="20"/>
+              </w:rPr>
+            </w:pPr>
+            <w:r>
               <w:rPr>
                 <w:rFonts w:ascii="Arial Nova Cond" w:eastAsia="Calibri" w:hAnsi="Arial Nova Cond" w:cs="Times New Roman"/>
-                <w:color w:val="000000" w:themeColor="text1"/>
                 <w:sz w:val="20"/>
                 <w:szCs w:val="20"/>
                 <w:lang w:val="es-ES_tradnl"/>
               </w:rPr>
-            </w:pPr>
-            <w:r>
-              <w:rPr>
-                <w:rFonts w:ascii="Arial Nova Cond" w:eastAsia="Calibri" w:hAnsi="Arial Nova Cond" w:cs="Times New Roman"/>
-                <w:sz w:val="20"/>
-                <w:szCs w:val="20"/>
-                <w:lang w:val="es-ES_tradnl"/>
-              </w:rPr>
-              <w:t>{{problemapotencialidad7}}</w:t>
-            </w:r>
-          </w:p>
-        </w:tc>
-        <w:tc>
-          <w:tcPr>
-            <w:tcW w:w="6169" w:type="dxa"/>
-            <w:vAlign w:val="center"/>
-          </w:tcPr>
-          <w:p>
-            <w:pPr>
-              <w:pStyle w:val="Prrafodelista"/>
-              <w:tabs>
-                <w:tab w:val="left" w:pos="0"/>
-                <w:tab w:val="left" w:pos="142"/>
-                <w:tab w:val="left" w:pos="284"/>
-              </w:tabs>
-              <w:spacing w:line="276" w:lineRule="auto"/>
-              <w:ind w:left="0"/>
-              <w:jc w:val="both"/>
-              <w:rPr>
-                <w:rFonts w:ascii="Arial Nova Cond" w:hAnsi="Arial Nova Cond"/>
-                <w:color w:val="000000" w:themeColor="text1"/>
-                <w:sz w:val="20"/>
-                <w:szCs w:val="20"/>
-              </w:rPr>
-            </w:pPr>
-            <w:r>
-              <w:rPr>
-                <w:rFonts w:ascii="Arial Nova Cond" w:eastAsia="Calibri" w:hAnsi="Arial Nova Cond" w:cs="Times New Roman"/>
-                <w:sz w:val="20"/>
-                <w:szCs w:val="20"/>
-                <w:lang w:val="es-ES_tradnl"/>
-              </w:rPr>
               <w:t>{{situacionsignificativa7}}</w:t>
             </w:r>
           </w:p>
         </w:tc>
         <w:tc>
           <w:tcPr>
-            <w:tcW w:w="2015" w:type="dxa"/>
+            <w:tcW w:w="1984" w:type="dxa"/>
             <w:vAlign w:val="center"/>
           </w:tcPr>
           <w:p>
@@ -13479,7 +13419,7 @@
         </w:tc>
         <w:tc>
           <w:tcPr>
-            <w:tcW w:w="1634" w:type="dxa"/>
+            <w:tcW w:w="2693" w:type="dxa"/>
             <w:vAlign w:val="center"/>
           </w:tcPr>
           <w:p>
@@ -13504,13 +13444,13 @@
                 <w:sz w:val="20"/>
                 <w:szCs w:val="20"/>
               </w:rPr>
-              <w:t>{{competencias7}}</w:t>
-            </w:r>
-          </w:p>
-        </w:tc>
-        <w:tc>
-          <w:tcPr>
-            <w:tcW w:w="1337" w:type="dxa"/>
+              <w:t>{{campotematico7}}</w:t>
+            </w:r>
+          </w:p>
+        </w:tc>
+        <w:tc>
+          <w:tcPr>
+            <w:tcW w:w="1560" w:type="dxa"/>
             <w:vAlign w:val="center"/>
           </w:tcPr>
           <w:p>
@@ -13518,7 +13458,38 @@
               <w:autoSpaceDE w:val="0"/>
               <w:autoSpaceDN w:val="0"/>
               <w:adjustRightInd w:val="0"/>
-              <w:jc w:val="center"/>
+              <w:jc w:val="both"/>
+              <w:rPr>
+                <w:rFonts w:ascii="Arial Nova Cond" w:hAnsi="Arial Nova Cond" w:cs="Arial"/>
+                <w:color w:val="000000"/>
+                <w:kern w:val="0"/>
+                <w:sz w:val="20"/>
+                <w:szCs w:val="20"/>
+              </w:rPr>
+            </w:pPr>
+            <w:r>
+              <w:rPr>
+                <w:rFonts w:ascii="Arial Nova Cond" w:hAnsi="Arial Nova Cond" w:cs="Arial"/>
+                <w:color w:val="000000"/>
+                <w:kern w:val="0"/>
+                <w:sz w:val="20"/>
+                <w:szCs w:val="20"/>
+              </w:rPr>
+              <w:t>{{competencias7}}</w:t>
+            </w:r>
+          </w:p>
+        </w:tc>
+        <w:tc>
+          <w:tcPr>
+            <w:tcW w:w="1399" w:type="dxa"/>
+            <w:vAlign w:val="center"/>
+          </w:tcPr>
+          <w:p>
+            <w:pPr>
+              <w:autoSpaceDE w:val="0"/>
+              <w:autoSpaceDN w:val="0"/>
+              <w:adjustRightInd w:val="0"/>
+              <w:jc w:val="both"/>
               <w:rPr>
                 <w:rFonts w:ascii="Arial Nova Cond" w:hAnsi="Arial Nova Cond" w:cs="Arial"/>
                 <w:color w:val="000000"/>
@@ -13547,7 +13518,7 @@
         </w:trPr>
         <w:tc>
           <w:tcPr>
-            <w:tcW w:w="875" w:type="dxa"/>
+            <w:tcW w:w="818" w:type="dxa"/>
             <w:vMerge/>
             <w:vAlign w:val="center"/>
           </w:tcPr>
@@ -13575,7 +13546,7 @@
         </w:tc>
         <w:tc>
           <w:tcPr>
-            <w:tcW w:w="1095" w:type="dxa"/>
+            <w:tcW w:w="1018" w:type="dxa"/>
             <w:vAlign w:val="center"/>
           </w:tcPr>
           <w:p>
@@ -13613,7 +13584,7 @@
         </w:tc>
         <w:tc>
           <w:tcPr>
-            <w:tcW w:w="1726" w:type="dxa"/>
+            <w:tcW w:w="5379" w:type="dxa"/>
             <w:vAlign w:val="center"/>
           </w:tcPr>
           <w:p>
@@ -13626,6 +13597,7 @@
               </w:tabs>
               <w:spacing w:line="276" w:lineRule="auto"/>
               <w:ind w:left="0"/>
+              <w:jc w:val="both"/>
               <w:rPr>
                 <w:rFonts w:ascii="Arial Nova Cond" w:eastAsia="Calibri" w:hAnsi="Arial Nova Cond" w:cs="Times New Roman"/>
                 <w:color w:val="000000" w:themeColor="text1"/>
@@ -13641,48 +13613,13 @@
                 <w:szCs w:val="20"/>
                 <w:lang w:val="es-ES_tradnl"/>
               </w:rPr>
-              <w:t>{{problemapotencialidad8}}</w:t>
-            </w:r>
-          </w:p>
-        </w:tc>
-        <w:tc>
-          <w:tcPr>
-            <w:tcW w:w="6169" w:type="dxa"/>
-            <w:vAlign w:val="center"/>
-          </w:tcPr>
-          <w:p>
-            <w:pPr>
-              <w:pStyle w:val="Prrafodelista"/>
-              <w:tabs>
-                <w:tab w:val="left" w:pos="0"/>
-                <w:tab w:val="left" w:pos="142"/>
-                <w:tab w:val="left" w:pos="284"/>
-              </w:tabs>
-              <w:spacing w:line="276" w:lineRule="auto"/>
-              <w:ind w:left="0"/>
-              <w:jc w:val="both"/>
-              <w:rPr>
-                <w:rFonts w:ascii="Arial Nova Cond" w:eastAsia="Calibri" w:hAnsi="Arial Nova Cond" w:cs="Times New Roman"/>
-                <w:color w:val="000000" w:themeColor="text1"/>
-                <w:sz w:val="20"/>
-                <w:szCs w:val="20"/>
-                <w:lang w:val="es-ES_tradnl"/>
-              </w:rPr>
-            </w:pPr>
-            <w:r>
-              <w:rPr>
-                <w:rFonts w:ascii="Arial Nova Cond" w:eastAsia="Calibri" w:hAnsi="Arial Nova Cond" w:cs="Times New Roman"/>
-                <w:sz w:val="20"/>
-                <w:szCs w:val="20"/>
-                <w:lang w:val="es-ES_tradnl"/>
-              </w:rPr>
               <w:t>{{situacionsignificativa8}}</w:t>
             </w:r>
           </w:p>
         </w:tc>
         <w:tc>
           <w:tcPr>
-            <w:tcW w:w="2015" w:type="dxa"/>
+            <w:tcW w:w="1984" w:type="dxa"/>
             <w:vAlign w:val="center"/>
           </w:tcPr>
           <w:p>
@@ -13712,7 +13649,7 @@
         </w:tc>
         <w:tc>
           <w:tcPr>
-            <w:tcW w:w="1634" w:type="dxa"/>
+            <w:tcW w:w="2693" w:type="dxa"/>
             <w:vAlign w:val="center"/>
           </w:tcPr>
           <w:p>
@@ -13737,13 +13674,13 @@
                 <w:sz w:val="20"/>
                 <w:szCs w:val="20"/>
               </w:rPr>
-              <w:t>{{competencias8}}</w:t>
-            </w:r>
-          </w:p>
-        </w:tc>
-        <w:tc>
-          <w:tcPr>
-            <w:tcW w:w="1337" w:type="dxa"/>
+              <w:t>{{campotematico8}}</w:t>
+            </w:r>
+          </w:p>
+        </w:tc>
+        <w:tc>
+          <w:tcPr>
+            <w:tcW w:w="1560" w:type="dxa"/>
             <w:vAlign w:val="center"/>
           </w:tcPr>
           <w:p>
@@ -13751,7 +13688,7 @@
               <w:autoSpaceDE w:val="0"/>
               <w:autoSpaceDN w:val="0"/>
               <w:adjustRightInd w:val="0"/>
-              <w:jc w:val="center"/>
+              <w:jc w:val="both"/>
               <w:rPr>
                 <w:rFonts w:ascii="Arial Nova Cond" w:hAnsi="Arial Nova Cond" w:cs="Arial"/>
                 <w:color w:val="000000"/>
@@ -13768,6 +13705,37 @@
                 <w:sz w:val="20"/>
                 <w:szCs w:val="20"/>
               </w:rPr>
+              <w:t>{{competencias8}}</w:t>
+            </w:r>
+          </w:p>
+        </w:tc>
+        <w:tc>
+          <w:tcPr>
+            <w:tcW w:w="1399" w:type="dxa"/>
+            <w:vAlign w:val="center"/>
+          </w:tcPr>
+          <w:p>
+            <w:pPr>
+              <w:autoSpaceDE w:val="0"/>
+              <w:autoSpaceDN w:val="0"/>
+              <w:adjustRightInd w:val="0"/>
+              <w:jc w:val="both"/>
+              <w:rPr>
+                <w:rFonts w:ascii="Arial Nova Cond" w:hAnsi="Arial Nova Cond" w:cs="Arial"/>
+                <w:color w:val="000000"/>
+                <w:kern w:val="0"/>
+                <w:sz w:val="20"/>
+                <w:szCs w:val="20"/>
+              </w:rPr>
+            </w:pPr>
+            <w:r>
+              <w:rPr>
+                <w:rFonts w:ascii="Arial Nova Cond" w:hAnsi="Arial Nova Cond" w:cs="Arial"/>
+                <w:color w:val="000000"/>
+                <w:kern w:val="0"/>
+                <w:sz w:val="20"/>
+                <w:szCs w:val="20"/>
+              </w:rPr>
               <w:t>{{producto8}}</w:t>
             </w:r>
           </w:p>
@@ -13775,17 +13743,6 @@
       </w:tr>
       <w:bookmarkEnd w:id="1"/>
     </w:tbl>
-    <w:p>
-      <w:pPr>
-        <w:ind w:right="-455"/>
-        <w:rPr>
-          <w:rFonts w:ascii="Arial Nova Cond" w:hAnsi="Arial Nova Cond" w:cs="Times New Roman"/>
-          <w:b/>
-          <w:bCs/>
-          <w:color w:val="000000" w:themeColor="text1"/>
-        </w:rPr>
-      </w:pPr>
-    </w:p>
     <w:p>
       <w:pPr>
         <w:ind w:right="-455"/>
@@ -13821,6 +13778,7 @@
           <w:bCs/>
           <w:color w:val="000000" w:themeColor="text1"/>
         </w:rPr>
+        <w:lastRenderedPageBreak/>
         <w:t xml:space="preserve">ORGANIZACIÓN DE LOS PROPÓSITOS DE APRENDIZAJE: </w:t>
       </w:r>
     </w:p>
@@ -26529,25 +26487,7 @@
                 <w:kern w:val="0"/>
                 <w14:ligatures w14:val="none"/>
               </w:rPr>
-              <w:t xml:space="preserve">. 2023. Lima, Perú. Editorial </w:t>
-            </w:r>
-            <w:proofErr w:type="spellStart"/>
-            <w:r>
-              <w:rPr>
-                <w:rFonts w:ascii="Arial Nova Cond Light" w:eastAsia="Calibri" w:hAnsi="Arial Nova Cond Light" w:cs="Calibri Light"/>
-                <w:kern w:val="0"/>
-                <w14:ligatures w14:val="none"/>
-              </w:rPr>
-              <w:t>Corefo</w:t>
-            </w:r>
-            <w:proofErr w:type="spellEnd"/>
-            <w:r>
-              <w:rPr>
-                <w:rFonts w:ascii="Arial Nova Cond Light" w:eastAsia="Calibri" w:hAnsi="Arial Nova Cond Light" w:cs="Calibri Light"/>
-                <w:kern w:val="0"/>
-                <w14:ligatures w14:val="none"/>
-              </w:rPr>
-              <w:t xml:space="preserve"> S.A.C</w:t>
+              <w:t>. 2023. Lima, Perú. Editorial Corefo S.A.C</w:t>
             </w:r>
           </w:p>
           <w:p>
@@ -26571,25 +26511,7 @@
                 <w:kern w:val="0"/>
                 <w14:ligatures w14:val="none"/>
               </w:rPr>
-              <w:t xml:space="preserve">Minedu (2016). Programa curricular de educación secundaria. Resolución Ministerial </w:t>
-            </w:r>
-            <w:proofErr w:type="spellStart"/>
-            <w:r>
-              <w:rPr>
-                <w:rFonts w:ascii="Arial Nova Cond Light" w:eastAsia="Calibri" w:hAnsi="Arial Nova Cond Light" w:cs="Calibri Light"/>
-                <w:kern w:val="0"/>
-                <w14:ligatures w14:val="none"/>
-              </w:rPr>
-              <w:t>N°</w:t>
-            </w:r>
-            <w:proofErr w:type="spellEnd"/>
-            <w:r>
-              <w:rPr>
-                <w:rFonts w:ascii="Arial Nova Cond Light" w:eastAsia="Calibri" w:hAnsi="Arial Nova Cond Light" w:cs="Calibri Light"/>
-                <w:kern w:val="0"/>
-                <w14:ligatures w14:val="none"/>
-              </w:rPr>
-              <w:t xml:space="preserve"> 649-2016-Minedu. </w:t>
+              <w:t xml:space="preserve">Minedu (2016). Programa curricular de educación secundaria. Resolución Ministerial N° 649-2016-Minedu. </w:t>
             </w:r>
           </w:p>
           <w:p>
@@ -26613,25 +26535,7 @@
                 <w:kern w:val="0"/>
                 <w14:ligatures w14:val="none"/>
               </w:rPr>
-              <w:t xml:space="preserve">Minedu (2016). Currículo Nacional de la educación básica. Resolución Ministerial </w:t>
-            </w:r>
-            <w:proofErr w:type="spellStart"/>
-            <w:r>
-              <w:rPr>
-                <w:rFonts w:ascii="Arial Nova Cond Light" w:eastAsia="Calibri" w:hAnsi="Arial Nova Cond Light" w:cs="Calibri Light"/>
-                <w:kern w:val="0"/>
-                <w14:ligatures w14:val="none"/>
-              </w:rPr>
-              <w:t>N°</w:t>
-            </w:r>
-            <w:proofErr w:type="spellEnd"/>
-            <w:r>
-              <w:rPr>
-                <w:rFonts w:ascii="Arial Nova Cond Light" w:eastAsia="Calibri" w:hAnsi="Arial Nova Cond Light" w:cs="Calibri Light"/>
-                <w:kern w:val="0"/>
-                <w14:ligatures w14:val="none"/>
-              </w:rPr>
-              <w:t xml:space="preserve"> 281-2016-Minedu y su modificatoria. </w:t>
+              <w:t xml:space="preserve">Minedu (2016). Currículo Nacional de la educación básica. Resolución Ministerial N° 281-2016-Minedu y su modificatoria. </w:t>
             </w:r>
           </w:p>
           <w:p>
@@ -27501,7 +27405,7 @@
 </file>
 
 <file path=word/endnotes.xml><?xml version="1.0" encoding="utf-8"?>
-<w:endnotes xmlns:wpc="http://schemas.microsoft.com/office/word/2010/wordprocessingCanvas" xmlns:cx="http://schemas.microsoft.com/office/drawing/2014/chartex" xmlns:cx1="http://schemas.microsoft.com/office/drawing/2015/9/8/chartex" xmlns:cx2="http://schemas.microsoft.com/office/drawing/2015/10/21/chartex" xmlns:cx3="http://schemas.microsoft.com/office/drawing/2016/5/9/chartex" xmlns:cx4="http://schemas.microsoft.com/office/drawing/2016/5/10/chartex" xmlns:cx5="http://schemas.microsoft.com/office/drawing/2016/5/11/chartex" xmlns:cx6="http://schemas.microsoft.com/office/drawing/2016/5/12/chartex" xmlns:cx7="http://schemas.microsoft.com/office/drawing/2016/5/13/chartex" xmlns:cx8="http://schemas.microsoft.com/office/drawing/2016/5/14/chartex" xmlns:mc="http://schemas.openxmlformats.org/markup-compatibility/2006" xmlns:aink="http://schemas.microsoft.com/office/drawing/2016/ink" xmlns:am3d="http://schemas.microsoft.com/office/drawing/2017/model3d" xmlns:o="urn:schemas-microsoft-com:office:office" xmlns:oel="http://schemas.microsoft.com/office/2019/extlst" xmlns:r="http://schemas.openxmlformats.org/officeDocument/2006/relationships" xmlns:m="http://schemas.openxmlformats.org/officeDocument/2006/math" xmlns:v="urn:schemas-microsoft-com:vml" xmlns:wp14="http://schemas.microsoft.com/office/word/2010/wordprocessingDrawing" xmlns:wp="http://schemas.openxmlformats.org/drawingml/2006/wordprocessingDrawing" xmlns:w10="urn:schemas-microsoft-com:office:word" xmlns:w="http://schemas.openxmlformats.org/wordprocessingml/2006/main" xmlns:w14="http://schemas.microsoft.com/office/word/2010/wordml" xmlns:w15="http://schemas.microsoft.com/office/word/2012/wordml" xmlns:w16cex="http://schemas.microsoft.com/office/word/2018/wordml/cex" xmlns:w16cid="http://schemas.microsoft.com/office/word/2016/wordml/cid" xmlns:w16="http://schemas.microsoft.com/office/word/2018/wordml" xmlns:w16du="http://schemas.microsoft.com/office/word/2023/wordml/word16du" xmlns:w16sdtdh="http://schemas.microsoft.com/office/word/2020/wordml/sdtdatahash" xmlns:w16se="http://schemas.microsoft.com/office/word/2015/wordml/symex" xmlns:wpg="http://schemas.microsoft.com/office/word/2010/wordprocessingGroup" xmlns:wpi="http://schemas.microsoft.com/office/word/2010/wordprocessingInk" xmlns:wne="http://schemas.microsoft.com/office/word/2006/wordml" xmlns:wps="http://schemas.microsoft.com/office/word/2010/wordprocessingShape" mc:Ignorable="w14 w15 w16se w16cid w16 w16cex w16sdtdh w16du wp14">
+<w:endnotes xmlns:wpc="http://schemas.microsoft.com/office/word/2010/wordprocessingCanvas" xmlns:cx="http://schemas.microsoft.com/office/drawing/2014/chartex" xmlns:cx1="http://schemas.microsoft.com/office/drawing/2015/9/8/chartex" xmlns:cx2="http://schemas.microsoft.com/office/drawing/2015/10/21/chartex" xmlns:cx3="http://schemas.microsoft.com/office/drawing/2016/5/9/chartex" xmlns:cx4="http://schemas.microsoft.com/office/drawing/2016/5/10/chartex" xmlns:cx5="http://schemas.microsoft.com/office/drawing/2016/5/11/chartex" xmlns:cx6="http://schemas.microsoft.com/office/drawing/2016/5/12/chartex" xmlns:cx7="http://schemas.microsoft.com/office/drawing/2016/5/13/chartex" xmlns:cx8="http://schemas.microsoft.com/office/drawing/2016/5/14/chartex" xmlns:mc="http://schemas.openxmlformats.org/markup-compatibility/2006" xmlns:aink="http://schemas.microsoft.com/office/drawing/2016/ink" xmlns:am3d="http://schemas.microsoft.com/office/drawing/2017/model3d" xmlns:o="urn:schemas-microsoft-com:office:office" xmlns:oel="http://schemas.microsoft.com/office/2019/extlst" xmlns:r="http://schemas.openxmlformats.org/officeDocument/2006/relationships" xmlns:m="http://schemas.openxmlformats.org/officeDocument/2006/math" xmlns:v="urn:schemas-microsoft-com:vml" xmlns:wp14="http://schemas.microsoft.com/office/word/2010/wordprocessingDrawing" xmlns:wp="http://schemas.openxmlformats.org/drawingml/2006/wordprocessingDrawing" xmlns:w10="urn:schemas-microsoft-com:office:word" xmlns:w="http://schemas.openxmlformats.org/wordprocessingml/2006/main" xmlns:w14="http://schemas.microsoft.com/office/word/2010/wordml" xmlns:w15="http://schemas.microsoft.com/office/word/2012/wordml" xmlns:w16cex="http://schemas.microsoft.com/office/word/2018/wordml/cex" xmlns:w16cid="http://schemas.microsoft.com/office/word/2016/wordml/cid" xmlns:w16="http://schemas.microsoft.com/office/word/2018/wordml" xmlns:w16du="http://schemas.microsoft.com/office/word/2023/wordml/word16du" xmlns:w16sdtdh="http://schemas.microsoft.com/office/word/2020/wordml/sdtdatahash" xmlns:w16sdtfl="http://schemas.microsoft.com/office/word/2024/wordml/sdtformatlock" xmlns:w16se="http://schemas.microsoft.com/office/word/2015/wordml/symex" xmlns:wpg="http://schemas.microsoft.com/office/word/2010/wordprocessingGroup" xmlns:wpi="http://schemas.microsoft.com/office/word/2010/wordprocessingInk" xmlns:wne="http://schemas.microsoft.com/office/word/2006/wordml" xmlns:wps="http://schemas.microsoft.com/office/word/2010/wordprocessingShape" mc:Ignorable="w14 w15 w16se w16cid w16 w16cex w16sdtdh w16sdtfl w16du wp14">
   <w:endnote w:type="separator" w:id="-1">
     <w:p>
       <w:pPr>
@@ -27526,7 +27430,7 @@
 </file>
 
 <file path=word/footer1.xml><?xml version="1.0" encoding="utf-8"?>
-<w:ftr xmlns:wpc="http://schemas.microsoft.com/office/word/2010/wordprocessingCanvas" xmlns:cx="http://schemas.microsoft.com/office/drawing/2014/chartex" xmlns:cx1="http://schemas.microsoft.com/office/drawing/2015/9/8/chartex" xmlns:cx2="http://schemas.microsoft.com/office/drawing/2015/10/21/chartex" xmlns:cx3="http://schemas.microsoft.com/office/drawing/2016/5/9/chartex" xmlns:cx4="http://schemas.microsoft.com/office/drawing/2016/5/10/chartex" xmlns:cx5="http://schemas.microsoft.com/office/drawing/2016/5/11/chartex" xmlns:cx6="http://schemas.microsoft.com/office/drawing/2016/5/12/chartex" xmlns:cx7="http://schemas.microsoft.com/office/drawing/2016/5/13/chartex" xmlns:cx8="http://schemas.microsoft.com/office/drawing/2016/5/14/chartex" xmlns:mc="http://schemas.openxmlformats.org/markup-compatibility/2006" xmlns:aink="http://schemas.microsoft.com/office/drawing/2016/ink" xmlns:am3d="http://schemas.microsoft.com/office/drawing/2017/model3d" xmlns:o="urn:schemas-microsoft-com:office:office" xmlns:oel="http://schemas.microsoft.com/office/2019/extlst" xmlns:r="http://schemas.openxmlformats.org/officeDocument/2006/relationships" xmlns:m="http://schemas.openxmlformats.org/officeDocument/2006/math" xmlns:v="urn:schemas-microsoft-com:vml" xmlns:wp14="http://schemas.microsoft.com/office/word/2010/wordprocessingDrawing" xmlns:wp="http://schemas.openxmlformats.org/drawingml/2006/wordprocessingDrawing" xmlns:w10="urn:schemas-microsoft-com:office:word" xmlns:w="http://schemas.openxmlformats.org/wordprocessingml/2006/main" xmlns:w14="http://schemas.microsoft.com/office/word/2010/wordml" xmlns:w15="http://schemas.microsoft.com/office/word/2012/wordml" xmlns:w16cex="http://schemas.microsoft.com/office/word/2018/wordml/cex" xmlns:w16cid="http://schemas.microsoft.com/office/word/2016/wordml/cid" xmlns:w16="http://schemas.microsoft.com/office/word/2018/wordml" xmlns:w16du="http://schemas.microsoft.com/office/word/2023/wordml/word16du" xmlns:w16sdtdh="http://schemas.microsoft.com/office/word/2020/wordml/sdtdatahash" xmlns:w16se="http://schemas.microsoft.com/office/word/2015/wordml/symex" xmlns:wpg="http://schemas.microsoft.com/office/word/2010/wordprocessingGroup" xmlns:wpi="http://schemas.microsoft.com/office/word/2010/wordprocessingInk" xmlns:wne="http://schemas.microsoft.com/office/word/2006/wordml" xmlns:wps="http://schemas.microsoft.com/office/word/2010/wordprocessingShape" mc:Ignorable="w14 w15 w16se w16cid w16 w16cex w16sdtdh w16du wp14">
+<w:ftr xmlns:wpc="http://schemas.microsoft.com/office/word/2010/wordprocessingCanvas" xmlns:cx="http://schemas.microsoft.com/office/drawing/2014/chartex" xmlns:cx1="http://schemas.microsoft.com/office/drawing/2015/9/8/chartex" xmlns:cx2="http://schemas.microsoft.com/office/drawing/2015/10/21/chartex" xmlns:cx3="http://schemas.microsoft.com/office/drawing/2016/5/9/chartex" xmlns:cx4="http://schemas.microsoft.com/office/drawing/2016/5/10/chartex" xmlns:cx5="http://schemas.microsoft.com/office/drawing/2016/5/11/chartex" xmlns:cx6="http://schemas.microsoft.com/office/drawing/2016/5/12/chartex" xmlns:cx7="http://schemas.microsoft.com/office/drawing/2016/5/13/chartex" xmlns:cx8="http://schemas.microsoft.com/office/drawing/2016/5/14/chartex" xmlns:mc="http://schemas.openxmlformats.org/markup-compatibility/2006" xmlns:aink="http://schemas.microsoft.com/office/drawing/2016/ink" xmlns:am3d="http://schemas.microsoft.com/office/drawing/2017/model3d" xmlns:o="urn:schemas-microsoft-com:office:office" xmlns:oel="http://schemas.microsoft.com/office/2019/extlst" xmlns:r="http://schemas.openxmlformats.org/officeDocument/2006/relationships" xmlns:m="http://schemas.openxmlformats.org/officeDocument/2006/math" xmlns:v="urn:schemas-microsoft-com:vml" xmlns:wp14="http://schemas.microsoft.com/office/word/2010/wordprocessingDrawing" xmlns:wp="http://schemas.openxmlformats.org/drawingml/2006/wordprocessingDrawing" xmlns:w10="urn:schemas-microsoft-com:office:word" xmlns:w="http://schemas.openxmlformats.org/wordprocessingml/2006/main" xmlns:w14="http://schemas.microsoft.com/office/word/2010/wordml" xmlns:w15="http://schemas.microsoft.com/office/word/2012/wordml" xmlns:w16cex="http://schemas.microsoft.com/office/word/2018/wordml/cex" xmlns:w16cid="http://schemas.microsoft.com/office/word/2016/wordml/cid" xmlns:w16="http://schemas.microsoft.com/office/word/2018/wordml" xmlns:w16du="http://schemas.microsoft.com/office/word/2023/wordml/word16du" xmlns:w16sdtdh="http://schemas.microsoft.com/office/word/2020/wordml/sdtdatahash" xmlns:w16sdtfl="http://schemas.microsoft.com/office/word/2024/wordml/sdtformatlock" xmlns:w16se="http://schemas.microsoft.com/office/word/2015/wordml/symex" xmlns:wpg="http://schemas.microsoft.com/office/word/2010/wordprocessingGroup" xmlns:wpi="http://schemas.microsoft.com/office/word/2010/wordprocessingInk" xmlns:wne="http://schemas.microsoft.com/office/word/2006/wordml" xmlns:wps="http://schemas.microsoft.com/office/word/2010/wordprocessingShape" mc:Ignorable="w14 w15 w16se w16cid w16 w16cex w16sdtdh w16sdtfl w16du wp14">
   <w:p>
     <w:pPr>
       <w:pStyle w:val="Piedepgina"/>
@@ -27536,7 +27440,7 @@
 </file>
 
 <file path=word/footer2.xml><?xml version="1.0" encoding="utf-8"?>
-<w:ftr xmlns:wpc="http://schemas.microsoft.com/office/word/2010/wordprocessingCanvas" xmlns:cx="http://schemas.microsoft.com/office/drawing/2014/chartex" xmlns:cx1="http://schemas.microsoft.com/office/drawing/2015/9/8/chartex" xmlns:cx2="http://schemas.microsoft.com/office/drawing/2015/10/21/chartex" xmlns:cx3="http://schemas.microsoft.com/office/drawing/2016/5/9/chartex" xmlns:cx4="http://schemas.microsoft.com/office/drawing/2016/5/10/chartex" xmlns:cx5="http://schemas.microsoft.com/office/drawing/2016/5/11/chartex" xmlns:cx6="http://schemas.microsoft.com/office/drawing/2016/5/12/chartex" xmlns:cx7="http://schemas.microsoft.com/office/drawing/2016/5/13/chartex" xmlns:cx8="http://schemas.microsoft.com/office/drawing/2016/5/14/chartex" xmlns:mc="http://schemas.openxmlformats.org/markup-compatibility/2006" xmlns:aink="http://schemas.microsoft.com/office/drawing/2016/ink" xmlns:am3d="http://schemas.microsoft.com/office/drawing/2017/model3d" xmlns:o="urn:schemas-microsoft-com:office:office" xmlns:oel="http://schemas.microsoft.com/office/2019/extlst" xmlns:r="http://schemas.openxmlformats.org/officeDocument/2006/relationships" xmlns:m="http://schemas.openxmlformats.org/officeDocument/2006/math" xmlns:v="urn:schemas-microsoft-com:vml" xmlns:wp14="http://schemas.microsoft.com/office/word/2010/wordprocessingDrawing" xmlns:wp="http://schemas.openxmlformats.org/drawingml/2006/wordprocessingDrawing" xmlns:w10="urn:schemas-microsoft-com:office:word" xmlns:w="http://schemas.openxmlformats.org/wordprocessingml/2006/main" xmlns:w14="http://schemas.microsoft.com/office/word/2010/wordml" xmlns:w15="http://schemas.microsoft.com/office/word/2012/wordml" xmlns:w16cex="http://schemas.microsoft.com/office/word/2018/wordml/cex" xmlns:w16cid="http://schemas.microsoft.com/office/word/2016/wordml/cid" xmlns:w16="http://schemas.microsoft.com/office/word/2018/wordml" xmlns:w16du="http://schemas.microsoft.com/office/word/2023/wordml/word16du" xmlns:w16sdtdh="http://schemas.microsoft.com/office/word/2020/wordml/sdtdatahash" xmlns:w16se="http://schemas.microsoft.com/office/word/2015/wordml/symex" xmlns:wpg="http://schemas.microsoft.com/office/word/2010/wordprocessingGroup" xmlns:wpi="http://schemas.microsoft.com/office/word/2010/wordprocessingInk" xmlns:wne="http://schemas.microsoft.com/office/word/2006/wordml" xmlns:wps="http://schemas.microsoft.com/office/word/2010/wordprocessingShape" mc:Ignorable="w14 w15 w16se w16cid w16 w16cex w16sdtdh w16du wp14">
+<w:ftr xmlns:wpc="http://schemas.microsoft.com/office/word/2010/wordprocessingCanvas" xmlns:cx="http://schemas.microsoft.com/office/drawing/2014/chartex" xmlns:cx1="http://schemas.microsoft.com/office/drawing/2015/9/8/chartex" xmlns:cx2="http://schemas.microsoft.com/office/drawing/2015/10/21/chartex" xmlns:cx3="http://schemas.microsoft.com/office/drawing/2016/5/9/chartex" xmlns:cx4="http://schemas.microsoft.com/office/drawing/2016/5/10/chartex" xmlns:cx5="http://schemas.microsoft.com/office/drawing/2016/5/11/chartex" xmlns:cx6="http://schemas.microsoft.com/office/drawing/2016/5/12/chartex" xmlns:cx7="http://schemas.microsoft.com/office/drawing/2016/5/13/chartex" xmlns:cx8="http://schemas.microsoft.com/office/drawing/2016/5/14/chartex" xmlns:mc="http://schemas.openxmlformats.org/markup-compatibility/2006" xmlns:aink="http://schemas.microsoft.com/office/drawing/2016/ink" xmlns:am3d="http://schemas.microsoft.com/office/drawing/2017/model3d" xmlns:o="urn:schemas-microsoft-com:office:office" xmlns:oel="http://schemas.microsoft.com/office/2019/extlst" xmlns:r="http://schemas.openxmlformats.org/officeDocument/2006/relationships" xmlns:m="http://schemas.openxmlformats.org/officeDocument/2006/math" xmlns:v="urn:schemas-microsoft-com:vml" xmlns:wp14="http://schemas.microsoft.com/office/word/2010/wordprocessingDrawing" xmlns:wp="http://schemas.openxmlformats.org/drawingml/2006/wordprocessingDrawing" xmlns:w10="urn:schemas-microsoft-com:office:word" xmlns:w="http://schemas.openxmlformats.org/wordprocessingml/2006/main" xmlns:w14="http://schemas.microsoft.com/office/word/2010/wordml" xmlns:w15="http://schemas.microsoft.com/office/word/2012/wordml" xmlns:w16cex="http://schemas.microsoft.com/office/word/2018/wordml/cex" xmlns:w16cid="http://schemas.microsoft.com/office/word/2016/wordml/cid" xmlns:w16="http://schemas.microsoft.com/office/word/2018/wordml" xmlns:w16du="http://schemas.microsoft.com/office/word/2023/wordml/word16du" xmlns:w16sdtdh="http://schemas.microsoft.com/office/word/2020/wordml/sdtdatahash" xmlns:w16sdtfl="http://schemas.microsoft.com/office/word/2024/wordml/sdtformatlock" xmlns:w16se="http://schemas.microsoft.com/office/word/2015/wordml/symex" xmlns:wpg="http://schemas.microsoft.com/office/word/2010/wordprocessingGroup" xmlns:wpi="http://schemas.microsoft.com/office/word/2010/wordprocessingInk" xmlns:wne="http://schemas.microsoft.com/office/word/2006/wordml" xmlns:wps="http://schemas.microsoft.com/office/word/2010/wordprocessingShape" mc:Ignorable="w14 w15 w16se w16cid w16 w16cex w16sdtdh w16sdtfl w16du wp14">
   <w:p>
     <w:pPr>
       <w:pStyle w:val="Piedepgina"/>
@@ -28051,7 +27955,7 @@
 </file>
 
 <file path=word/footer3.xml><?xml version="1.0" encoding="utf-8"?>
-<w:ftr xmlns:wpc="http://schemas.microsoft.com/office/word/2010/wordprocessingCanvas" xmlns:cx="http://schemas.microsoft.com/office/drawing/2014/chartex" xmlns:cx1="http://schemas.microsoft.com/office/drawing/2015/9/8/chartex" xmlns:cx2="http://schemas.microsoft.com/office/drawing/2015/10/21/chartex" xmlns:cx3="http://schemas.microsoft.com/office/drawing/2016/5/9/chartex" xmlns:cx4="http://schemas.microsoft.com/office/drawing/2016/5/10/chartex" xmlns:cx5="http://schemas.microsoft.com/office/drawing/2016/5/11/chartex" xmlns:cx6="http://schemas.microsoft.com/office/drawing/2016/5/12/chartex" xmlns:cx7="http://schemas.microsoft.com/office/drawing/2016/5/13/chartex" xmlns:cx8="http://schemas.microsoft.com/office/drawing/2016/5/14/chartex" xmlns:mc="http://schemas.openxmlformats.org/markup-compatibility/2006" xmlns:aink="http://schemas.microsoft.com/office/drawing/2016/ink" xmlns:am3d="http://schemas.microsoft.com/office/drawing/2017/model3d" xmlns:o="urn:schemas-microsoft-com:office:office" xmlns:oel="http://schemas.microsoft.com/office/2019/extlst" xmlns:r="http://schemas.openxmlformats.org/officeDocument/2006/relationships" xmlns:m="http://schemas.openxmlformats.org/officeDocument/2006/math" xmlns:v="urn:schemas-microsoft-com:vml" xmlns:wp14="http://schemas.microsoft.com/office/word/2010/wordprocessingDrawing" xmlns:wp="http://schemas.openxmlformats.org/drawingml/2006/wordprocessingDrawing" xmlns:w10="urn:schemas-microsoft-com:office:word" xmlns:w="http://schemas.openxmlformats.org/wordprocessingml/2006/main" xmlns:w14="http://schemas.microsoft.com/office/word/2010/wordml" xmlns:w15="http://schemas.microsoft.com/office/word/2012/wordml" xmlns:w16cex="http://schemas.microsoft.com/office/word/2018/wordml/cex" xmlns:w16cid="http://schemas.microsoft.com/office/word/2016/wordml/cid" xmlns:w16="http://schemas.microsoft.com/office/word/2018/wordml" xmlns:w16du="http://schemas.microsoft.com/office/word/2023/wordml/word16du" xmlns:w16sdtdh="http://schemas.microsoft.com/office/word/2020/wordml/sdtdatahash" xmlns:w16se="http://schemas.microsoft.com/office/word/2015/wordml/symex" xmlns:wpg="http://schemas.microsoft.com/office/word/2010/wordprocessingGroup" xmlns:wpi="http://schemas.microsoft.com/office/word/2010/wordprocessingInk" xmlns:wne="http://schemas.microsoft.com/office/word/2006/wordml" xmlns:wps="http://schemas.microsoft.com/office/word/2010/wordprocessingShape" mc:Ignorable="w14 w15 w16se w16cid w16 w16cex w16sdtdh w16du wp14">
+<w:ftr xmlns:wpc="http://schemas.microsoft.com/office/word/2010/wordprocessingCanvas" xmlns:cx="http://schemas.microsoft.com/office/drawing/2014/chartex" xmlns:cx1="http://schemas.microsoft.com/office/drawing/2015/9/8/chartex" xmlns:cx2="http://schemas.microsoft.com/office/drawing/2015/10/21/chartex" xmlns:cx3="http://schemas.microsoft.com/office/drawing/2016/5/9/chartex" xmlns:cx4="http://schemas.microsoft.com/office/drawing/2016/5/10/chartex" xmlns:cx5="http://schemas.microsoft.com/office/drawing/2016/5/11/chartex" xmlns:cx6="http://schemas.microsoft.com/office/drawing/2016/5/12/chartex" xmlns:cx7="http://schemas.microsoft.com/office/drawing/2016/5/13/chartex" xmlns:cx8="http://schemas.microsoft.com/office/drawing/2016/5/14/chartex" xmlns:mc="http://schemas.openxmlformats.org/markup-compatibility/2006" xmlns:aink="http://schemas.microsoft.com/office/drawing/2016/ink" xmlns:am3d="http://schemas.microsoft.com/office/drawing/2017/model3d" xmlns:o="urn:schemas-microsoft-com:office:office" xmlns:oel="http://schemas.microsoft.com/office/2019/extlst" xmlns:r="http://schemas.openxmlformats.org/officeDocument/2006/relationships" xmlns:m="http://schemas.openxmlformats.org/officeDocument/2006/math" xmlns:v="urn:schemas-microsoft-com:vml" xmlns:wp14="http://schemas.microsoft.com/office/word/2010/wordprocessingDrawing" xmlns:wp="http://schemas.openxmlformats.org/drawingml/2006/wordprocessingDrawing" xmlns:w10="urn:schemas-microsoft-com:office:word" xmlns:w="http://schemas.openxmlformats.org/wordprocessingml/2006/main" xmlns:w14="http://schemas.microsoft.com/office/word/2010/wordml" xmlns:w15="http://schemas.microsoft.com/office/word/2012/wordml" xmlns:w16cex="http://schemas.microsoft.com/office/word/2018/wordml/cex" xmlns:w16cid="http://schemas.microsoft.com/office/word/2016/wordml/cid" xmlns:w16="http://schemas.microsoft.com/office/word/2018/wordml" xmlns:w16du="http://schemas.microsoft.com/office/word/2023/wordml/word16du" xmlns:w16sdtdh="http://schemas.microsoft.com/office/word/2020/wordml/sdtdatahash" xmlns:w16sdtfl="http://schemas.microsoft.com/office/word/2024/wordml/sdtformatlock" xmlns:w16se="http://schemas.microsoft.com/office/word/2015/wordml/symex" xmlns:wpg="http://schemas.microsoft.com/office/word/2010/wordprocessingGroup" xmlns:wpi="http://schemas.microsoft.com/office/word/2010/wordprocessingInk" xmlns:wne="http://schemas.microsoft.com/office/word/2006/wordml" xmlns:wps="http://schemas.microsoft.com/office/word/2010/wordprocessingShape" mc:Ignorable="w14 w15 w16se w16cid w16 w16cex w16sdtdh w16sdtfl w16du wp14">
   <w:p>
     <w:pPr>
       <w:pStyle w:val="Piedepgina"/>
@@ -28061,7 +27965,7 @@
 </file>
 
 <file path=word/footnotes.xml><?xml version="1.0" encoding="utf-8"?>
-<w:footnotes xmlns:wpc="http://schemas.microsoft.com/office/word/2010/wordprocessingCanvas" xmlns:cx="http://schemas.microsoft.com/office/drawing/2014/chartex" xmlns:cx1="http://schemas.microsoft.com/office/drawing/2015/9/8/chartex" xmlns:cx2="http://schemas.microsoft.com/office/drawing/2015/10/21/chartex" xmlns:cx3="http://schemas.microsoft.com/office/drawing/2016/5/9/chartex" xmlns:cx4="http://schemas.microsoft.com/office/drawing/2016/5/10/chartex" xmlns:cx5="http://schemas.microsoft.com/office/drawing/2016/5/11/chartex" xmlns:cx6="http://schemas.microsoft.com/office/drawing/2016/5/12/chartex" xmlns:cx7="http://schemas.microsoft.com/office/drawing/2016/5/13/chartex" xmlns:cx8="http://schemas.microsoft.com/office/drawing/2016/5/14/chartex" xmlns:mc="http://schemas.openxmlformats.org/markup-compatibility/2006" xmlns:aink="http://schemas.microsoft.com/office/drawing/2016/ink" xmlns:am3d="http://schemas.microsoft.com/office/drawing/2017/model3d" xmlns:o="urn:schemas-microsoft-com:office:office" xmlns:oel="http://schemas.microsoft.com/office/2019/extlst" xmlns:r="http://schemas.openxmlformats.org/officeDocument/2006/relationships" xmlns:m="http://schemas.openxmlformats.org/officeDocument/2006/math" xmlns:v="urn:schemas-microsoft-com:vml" xmlns:wp14="http://schemas.microsoft.com/office/word/2010/wordprocessingDrawing" xmlns:wp="http://schemas.openxmlformats.org/drawingml/2006/wordprocessingDrawing" xmlns:w10="urn:schemas-microsoft-com:office:word" xmlns:w="http://schemas.openxmlformats.org/wordprocessingml/2006/main" xmlns:w14="http://schemas.microsoft.com/office/word/2010/wordml" xmlns:w15="http://schemas.microsoft.com/office/word/2012/wordml" xmlns:w16cex="http://schemas.microsoft.com/office/word/2018/wordml/cex" xmlns:w16cid="http://schemas.microsoft.com/office/word/2016/wordml/cid" xmlns:w16="http://schemas.microsoft.com/office/word/2018/wordml" xmlns:w16du="http://schemas.microsoft.com/office/word/2023/wordml/word16du" xmlns:w16sdtdh="http://schemas.microsoft.com/office/word/2020/wordml/sdtdatahash" xmlns:w16se="http://schemas.microsoft.com/office/word/2015/wordml/symex" xmlns:wpg="http://schemas.microsoft.com/office/word/2010/wordprocessingGroup" xmlns:wpi="http://schemas.microsoft.com/office/word/2010/wordprocessingInk" xmlns:wne="http://schemas.microsoft.com/office/word/2006/wordml" xmlns:wps="http://schemas.microsoft.com/office/word/2010/wordprocessingShape" mc:Ignorable="w14 w15 w16se w16cid w16 w16cex w16sdtdh w16du wp14">
+<w:footnotes xmlns:wpc="http://schemas.microsoft.com/office/word/2010/wordprocessingCanvas" xmlns:cx="http://schemas.microsoft.com/office/drawing/2014/chartex" xmlns:cx1="http://schemas.microsoft.com/office/drawing/2015/9/8/chartex" xmlns:cx2="http://schemas.microsoft.com/office/drawing/2015/10/21/chartex" xmlns:cx3="http://schemas.microsoft.com/office/drawing/2016/5/9/chartex" xmlns:cx4="http://schemas.microsoft.com/office/drawing/2016/5/10/chartex" xmlns:cx5="http://schemas.microsoft.com/office/drawing/2016/5/11/chartex" xmlns:cx6="http://schemas.microsoft.com/office/drawing/2016/5/12/chartex" xmlns:cx7="http://schemas.microsoft.com/office/drawing/2016/5/13/chartex" xmlns:cx8="http://schemas.microsoft.com/office/drawing/2016/5/14/chartex" xmlns:mc="http://schemas.openxmlformats.org/markup-compatibility/2006" xmlns:aink="http://schemas.microsoft.com/office/drawing/2016/ink" xmlns:am3d="http://schemas.microsoft.com/office/drawing/2017/model3d" xmlns:o="urn:schemas-microsoft-com:office:office" xmlns:oel="http://schemas.microsoft.com/office/2019/extlst" xmlns:r="http://schemas.openxmlformats.org/officeDocument/2006/relationships" xmlns:m="http://schemas.openxmlformats.org/officeDocument/2006/math" xmlns:v="urn:schemas-microsoft-com:vml" xmlns:wp14="http://schemas.microsoft.com/office/word/2010/wordprocessingDrawing" xmlns:wp="http://schemas.openxmlformats.org/drawingml/2006/wordprocessingDrawing" xmlns:w10="urn:schemas-microsoft-com:office:word" xmlns:w="http://schemas.openxmlformats.org/wordprocessingml/2006/main" xmlns:w14="http://schemas.microsoft.com/office/word/2010/wordml" xmlns:w15="http://schemas.microsoft.com/office/word/2012/wordml" xmlns:w16cex="http://schemas.microsoft.com/office/word/2018/wordml/cex" xmlns:w16cid="http://schemas.microsoft.com/office/word/2016/wordml/cid" xmlns:w16="http://schemas.microsoft.com/office/word/2018/wordml" xmlns:w16du="http://schemas.microsoft.com/office/word/2023/wordml/word16du" xmlns:w16sdtdh="http://schemas.microsoft.com/office/word/2020/wordml/sdtdatahash" xmlns:w16sdtfl="http://schemas.microsoft.com/office/word/2024/wordml/sdtformatlock" xmlns:w16se="http://schemas.microsoft.com/office/word/2015/wordml/symex" xmlns:wpg="http://schemas.microsoft.com/office/word/2010/wordprocessingGroup" xmlns:wpi="http://schemas.microsoft.com/office/word/2010/wordprocessingInk" xmlns:wne="http://schemas.microsoft.com/office/word/2006/wordml" xmlns:wps="http://schemas.microsoft.com/office/word/2010/wordprocessingShape" mc:Ignorable="w14 w15 w16se w16cid w16 w16cex w16sdtdh w16sdtfl w16du wp14">
   <w:footnote w:type="separator" w:id="-1">
     <w:p>
       <w:pPr>
@@ -28086,7 +27990,7 @@
 </file>
 
 <file path=word/header1.xml><?xml version="1.0" encoding="utf-8"?>
-<w:hdr xmlns:wpc="http://schemas.microsoft.com/office/word/2010/wordprocessingCanvas" xmlns:cx="http://schemas.microsoft.com/office/drawing/2014/chartex" xmlns:cx1="http://schemas.microsoft.com/office/drawing/2015/9/8/chartex" xmlns:cx2="http://schemas.microsoft.com/office/drawing/2015/10/21/chartex" xmlns:cx3="http://schemas.microsoft.com/office/drawing/2016/5/9/chartex" xmlns:cx4="http://schemas.microsoft.com/office/drawing/2016/5/10/chartex" xmlns:cx5="http://schemas.microsoft.com/office/drawing/2016/5/11/chartex" xmlns:cx6="http://schemas.microsoft.com/office/drawing/2016/5/12/chartex" xmlns:cx7="http://schemas.microsoft.com/office/drawing/2016/5/13/chartex" xmlns:cx8="http://schemas.microsoft.com/office/drawing/2016/5/14/chartex" xmlns:mc="http://schemas.openxmlformats.org/markup-compatibility/2006" xmlns:aink="http://schemas.microsoft.com/office/drawing/2016/ink" xmlns:am3d="http://schemas.microsoft.com/office/drawing/2017/model3d" xmlns:o="urn:schemas-microsoft-com:office:office" xmlns:oel="http://schemas.microsoft.com/office/2019/extlst" xmlns:r="http://schemas.openxmlformats.org/officeDocument/2006/relationships" xmlns:m="http://schemas.openxmlformats.org/officeDocument/2006/math" xmlns:v="urn:schemas-microsoft-com:vml" xmlns:wp14="http://schemas.microsoft.com/office/word/2010/wordprocessingDrawing" xmlns:wp="http://schemas.openxmlformats.org/drawingml/2006/wordprocessingDrawing" xmlns:w10="urn:schemas-microsoft-com:office:word" xmlns:w="http://schemas.openxmlformats.org/wordprocessingml/2006/main" xmlns:w14="http://schemas.microsoft.com/office/word/2010/wordml" xmlns:w15="http://schemas.microsoft.com/office/word/2012/wordml" xmlns:w16cex="http://schemas.microsoft.com/office/word/2018/wordml/cex" xmlns:w16cid="http://schemas.microsoft.com/office/word/2016/wordml/cid" xmlns:w16="http://schemas.microsoft.com/office/word/2018/wordml" xmlns:w16du="http://schemas.microsoft.com/office/word/2023/wordml/word16du" xmlns:w16sdtdh="http://schemas.microsoft.com/office/word/2020/wordml/sdtdatahash" xmlns:w16se="http://schemas.microsoft.com/office/word/2015/wordml/symex" xmlns:wpg="http://schemas.microsoft.com/office/word/2010/wordprocessingGroup" xmlns:wpi="http://schemas.microsoft.com/office/word/2010/wordprocessingInk" xmlns:wne="http://schemas.microsoft.com/office/word/2006/wordml" xmlns:wps="http://schemas.microsoft.com/office/word/2010/wordprocessingShape" mc:Ignorable="w14 w15 w16se w16cid w16 w16cex w16sdtdh w16du wp14">
+<w:hdr xmlns:wpc="http://schemas.microsoft.com/office/word/2010/wordprocessingCanvas" xmlns:cx="http://schemas.microsoft.com/office/drawing/2014/chartex" xmlns:cx1="http://schemas.microsoft.com/office/drawing/2015/9/8/chartex" xmlns:cx2="http://schemas.microsoft.com/office/drawing/2015/10/21/chartex" xmlns:cx3="http://schemas.microsoft.com/office/drawing/2016/5/9/chartex" xmlns:cx4="http://schemas.microsoft.com/office/drawing/2016/5/10/chartex" xmlns:cx5="http://schemas.microsoft.com/office/drawing/2016/5/11/chartex" xmlns:cx6="http://schemas.microsoft.com/office/drawing/2016/5/12/chartex" xmlns:cx7="http://schemas.microsoft.com/office/drawing/2016/5/13/chartex" xmlns:cx8="http://schemas.microsoft.com/office/drawing/2016/5/14/chartex" xmlns:mc="http://schemas.openxmlformats.org/markup-compatibility/2006" xmlns:aink="http://schemas.microsoft.com/office/drawing/2016/ink" xmlns:am3d="http://schemas.microsoft.com/office/drawing/2017/model3d" xmlns:o="urn:schemas-microsoft-com:office:office" xmlns:oel="http://schemas.microsoft.com/office/2019/extlst" xmlns:r="http://schemas.openxmlformats.org/officeDocument/2006/relationships" xmlns:m="http://schemas.openxmlformats.org/officeDocument/2006/math" xmlns:v="urn:schemas-microsoft-com:vml" xmlns:wp14="http://schemas.microsoft.com/office/word/2010/wordprocessingDrawing" xmlns:wp="http://schemas.openxmlformats.org/drawingml/2006/wordprocessingDrawing" xmlns:w10="urn:schemas-microsoft-com:office:word" xmlns:w="http://schemas.openxmlformats.org/wordprocessingml/2006/main" xmlns:w14="http://schemas.microsoft.com/office/word/2010/wordml" xmlns:w15="http://schemas.microsoft.com/office/word/2012/wordml" xmlns:w16cex="http://schemas.microsoft.com/office/word/2018/wordml/cex" xmlns:w16cid="http://schemas.microsoft.com/office/word/2016/wordml/cid" xmlns:w16="http://schemas.microsoft.com/office/word/2018/wordml" xmlns:w16du="http://schemas.microsoft.com/office/word/2023/wordml/word16du" xmlns:w16sdtdh="http://schemas.microsoft.com/office/word/2020/wordml/sdtdatahash" xmlns:w16sdtfl="http://schemas.microsoft.com/office/word/2024/wordml/sdtformatlock" xmlns:w16se="http://schemas.microsoft.com/office/word/2015/wordml/symex" xmlns:wpg="http://schemas.microsoft.com/office/word/2010/wordprocessingGroup" xmlns:wpi="http://schemas.microsoft.com/office/word/2010/wordprocessingInk" xmlns:wne="http://schemas.microsoft.com/office/word/2006/wordml" xmlns:wps="http://schemas.microsoft.com/office/word/2010/wordprocessingShape" mc:Ignorable="w14 w15 w16se w16cid w16 w16cex w16sdtdh w16sdtfl w16du wp14">
   <w:p>
     <w:pPr>
       <w:pStyle w:val="Encabezado"/>
@@ -28096,7 +28000,7 @@
 </file>
 
 <file path=word/header2.xml><?xml version="1.0" encoding="utf-8"?>
-<w:hdr xmlns:wpc="http://schemas.microsoft.com/office/word/2010/wordprocessingCanvas" xmlns:cx="http://schemas.microsoft.com/office/drawing/2014/chartex" xmlns:cx1="http://schemas.microsoft.com/office/drawing/2015/9/8/chartex" xmlns:cx2="http://schemas.microsoft.com/office/drawing/2015/10/21/chartex" xmlns:cx3="http://schemas.microsoft.com/office/drawing/2016/5/9/chartex" xmlns:cx4="http://schemas.microsoft.com/office/drawing/2016/5/10/chartex" xmlns:cx5="http://schemas.microsoft.com/office/drawing/2016/5/11/chartex" xmlns:cx6="http://schemas.microsoft.com/office/drawing/2016/5/12/chartex" xmlns:cx7="http://schemas.microsoft.com/office/drawing/2016/5/13/chartex" xmlns:cx8="http://schemas.microsoft.com/office/drawing/2016/5/14/chartex" xmlns:mc="http://schemas.openxmlformats.org/markup-compatibility/2006" xmlns:aink="http://schemas.microsoft.com/office/drawing/2016/ink" xmlns:am3d="http://schemas.microsoft.com/office/drawing/2017/model3d" xmlns:o="urn:schemas-microsoft-com:office:office" xmlns:oel="http://schemas.microsoft.com/office/2019/extlst" xmlns:r="http://schemas.openxmlformats.org/officeDocument/2006/relationships" xmlns:m="http://schemas.openxmlformats.org/officeDocument/2006/math" xmlns:v="urn:schemas-microsoft-com:vml" xmlns:wp14="http://schemas.microsoft.com/office/word/2010/wordprocessingDrawing" xmlns:wp="http://schemas.openxmlformats.org/drawingml/2006/wordprocessingDrawing" xmlns:w10="urn:schemas-microsoft-com:office:word" xmlns:w="http://schemas.openxmlformats.org/wordprocessingml/2006/main" xmlns:w14="http://schemas.microsoft.com/office/word/2010/wordml" xmlns:w15="http://schemas.microsoft.com/office/word/2012/wordml" xmlns:w16cex="http://schemas.microsoft.com/office/word/2018/wordml/cex" xmlns:w16cid="http://schemas.microsoft.com/office/word/2016/wordml/cid" xmlns:w16="http://schemas.microsoft.com/office/word/2018/wordml" xmlns:w16du="http://schemas.microsoft.com/office/word/2023/wordml/word16du" xmlns:w16sdtdh="http://schemas.microsoft.com/office/word/2020/wordml/sdtdatahash" xmlns:w16se="http://schemas.microsoft.com/office/word/2015/wordml/symex" xmlns:wpg="http://schemas.microsoft.com/office/word/2010/wordprocessingGroup" xmlns:wpi="http://schemas.microsoft.com/office/word/2010/wordprocessingInk" xmlns:wne="http://schemas.microsoft.com/office/word/2006/wordml" xmlns:wps="http://schemas.microsoft.com/office/word/2010/wordprocessingShape" mc:Ignorable="w14 w15 w16se w16cid w16 w16cex w16sdtdh w16du wp14">
+<w:hdr xmlns:wpc="http://schemas.microsoft.com/office/word/2010/wordprocessingCanvas" xmlns:cx="http://schemas.microsoft.com/office/drawing/2014/chartex" xmlns:cx1="http://schemas.microsoft.com/office/drawing/2015/9/8/chartex" xmlns:cx2="http://schemas.microsoft.com/office/drawing/2015/10/21/chartex" xmlns:cx3="http://schemas.microsoft.com/office/drawing/2016/5/9/chartex" xmlns:cx4="http://schemas.microsoft.com/office/drawing/2016/5/10/chartex" xmlns:cx5="http://schemas.microsoft.com/office/drawing/2016/5/11/chartex" xmlns:cx6="http://schemas.microsoft.com/office/drawing/2016/5/12/chartex" xmlns:cx7="http://schemas.microsoft.com/office/drawing/2016/5/13/chartex" xmlns:cx8="http://schemas.microsoft.com/office/drawing/2016/5/14/chartex" xmlns:mc="http://schemas.openxmlformats.org/markup-compatibility/2006" xmlns:aink="http://schemas.microsoft.com/office/drawing/2016/ink" xmlns:am3d="http://schemas.microsoft.com/office/drawing/2017/model3d" xmlns:o="urn:schemas-microsoft-com:office:office" xmlns:oel="http://schemas.microsoft.com/office/2019/extlst" xmlns:r="http://schemas.openxmlformats.org/officeDocument/2006/relationships" xmlns:m="http://schemas.openxmlformats.org/officeDocument/2006/math" xmlns:v="urn:schemas-microsoft-com:vml" xmlns:wp14="http://schemas.microsoft.com/office/word/2010/wordprocessingDrawing" xmlns:wp="http://schemas.openxmlformats.org/drawingml/2006/wordprocessingDrawing" xmlns:w10="urn:schemas-microsoft-com:office:word" xmlns:w="http://schemas.openxmlformats.org/wordprocessingml/2006/main" xmlns:w14="http://schemas.microsoft.com/office/word/2010/wordml" xmlns:w15="http://schemas.microsoft.com/office/word/2012/wordml" xmlns:w16cex="http://schemas.microsoft.com/office/word/2018/wordml/cex" xmlns:w16cid="http://schemas.microsoft.com/office/word/2016/wordml/cid" xmlns:w16="http://schemas.microsoft.com/office/word/2018/wordml" xmlns:w16du="http://schemas.microsoft.com/office/word/2023/wordml/word16du" xmlns:w16sdtdh="http://schemas.microsoft.com/office/word/2020/wordml/sdtdatahash" xmlns:w16sdtfl="http://schemas.microsoft.com/office/word/2024/wordml/sdtformatlock" xmlns:w16se="http://schemas.microsoft.com/office/word/2015/wordml/symex" xmlns:wpg="http://schemas.microsoft.com/office/word/2010/wordprocessingGroup" xmlns:wpi="http://schemas.microsoft.com/office/word/2010/wordprocessingInk" xmlns:wne="http://schemas.microsoft.com/office/word/2006/wordml" xmlns:wps="http://schemas.microsoft.com/office/word/2010/wordprocessingShape" mc:Ignorable="w14 w15 w16se w16cid w16 w16cex w16sdtdh w16sdtfl w16du wp14">
   <w:tbl>
     <w:tblPr>
       <w:tblStyle w:val="Tablaconcuadrcula"/>
@@ -28386,7 +28290,7 @@
 </file>
 
 <file path=word/header3.xml><?xml version="1.0" encoding="utf-8"?>
-<w:hdr xmlns:wpc="http://schemas.microsoft.com/office/word/2010/wordprocessingCanvas" xmlns:cx="http://schemas.microsoft.com/office/drawing/2014/chartex" xmlns:cx1="http://schemas.microsoft.com/office/drawing/2015/9/8/chartex" xmlns:cx2="http://schemas.microsoft.com/office/drawing/2015/10/21/chartex" xmlns:cx3="http://schemas.microsoft.com/office/drawing/2016/5/9/chartex" xmlns:cx4="http://schemas.microsoft.com/office/drawing/2016/5/10/chartex" xmlns:cx5="http://schemas.microsoft.com/office/drawing/2016/5/11/chartex" xmlns:cx6="http://schemas.microsoft.com/office/drawing/2016/5/12/chartex" xmlns:cx7="http://schemas.microsoft.com/office/drawing/2016/5/13/chartex" xmlns:cx8="http://schemas.microsoft.com/office/drawing/2016/5/14/chartex" xmlns:mc="http://schemas.openxmlformats.org/markup-compatibility/2006" xmlns:aink="http://schemas.microsoft.com/office/drawing/2016/ink" xmlns:am3d="http://schemas.microsoft.com/office/drawing/2017/model3d" xmlns:o="urn:schemas-microsoft-com:office:office" xmlns:oel="http://schemas.microsoft.com/office/2019/extlst" xmlns:r="http://schemas.openxmlformats.org/officeDocument/2006/relationships" xmlns:m="http://schemas.openxmlformats.org/officeDocument/2006/math" xmlns:v="urn:schemas-microsoft-com:vml" xmlns:wp14="http://schemas.microsoft.com/office/word/2010/wordprocessingDrawing" xmlns:wp="http://schemas.openxmlformats.org/drawingml/2006/wordprocessingDrawing" xmlns:w10="urn:schemas-microsoft-com:office:word" xmlns:w="http://schemas.openxmlformats.org/wordprocessingml/2006/main" xmlns:w14="http://schemas.microsoft.com/office/word/2010/wordml" xmlns:w15="http://schemas.microsoft.com/office/word/2012/wordml" xmlns:w16cex="http://schemas.microsoft.com/office/word/2018/wordml/cex" xmlns:w16cid="http://schemas.microsoft.com/office/word/2016/wordml/cid" xmlns:w16="http://schemas.microsoft.com/office/word/2018/wordml" xmlns:w16du="http://schemas.microsoft.com/office/word/2023/wordml/word16du" xmlns:w16sdtdh="http://schemas.microsoft.com/office/word/2020/wordml/sdtdatahash" xmlns:w16se="http://schemas.microsoft.com/office/word/2015/wordml/symex" xmlns:wpg="http://schemas.microsoft.com/office/word/2010/wordprocessingGroup" xmlns:wpi="http://schemas.microsoft.com/office/word/2010/wordprocessingInk" xmlns:wne="http://schemas.microsoft.com/office/word/2006/wordml" xmlns:wps="http://schemas.microsoft.com/office/word/2010/wordprocessingShape" mc:Ignorable="w14 w15 w16se w16cid w16 w16cex w16sdtdh w16du wp14">
+<w:hdr xmlns:wpc="http://schemas.microsoft.com/office/word/2010/wordprocessingCanvas" xmlns:cx="http://schemas.microsoft.com/office/drawing/2014/chartex" xmlns:cx1="http://schemas.microsoft.com/office/drawing/2015/9/8/chartex" xmlns:cx2="http://schemas.microsoft.com/office/drawing/2015/10/21/chartex" xmlns:cx3="http://schemas.microsoft.com/office/drawing/2016/5/9/chartex" xmlns:cx4="http://schemas.microsoft.com/office/drawing/2016/5/10/chartex" xmlns:cx5="http://schemas.microsoft.com/office/drawing/2016/5/11/chartex" xmlns:cx6="http://schemas.microsoft.com/office/drawing/2016/5/12/chartex" xmlns:cx7="http://schemas.microsoft.com/office/drawing/2016/5/13/chartex" xmlns:cx8="http://schemas.microsoft.com/office/drawing/2016/5/14/chartex" xmlns:mc="http://schemas.openxmlformats.org/markup-compatibility/2006" xmlns:aink="http://schemas.microsoft.com/office/drawing/2016/ink" xmlns:am3d="http://schemas.microsoft.com/office/drawing/2017/model3d" xmlns:o="urn:schemas-microsoft-com:office:office" xmlns:oel="http://schemas.microsoft.com/office/2019/extlst" xmlns:r="http://schemas.openxmlformats.org/officeDocument/2006/relationships" xmlns:m="http://schemas.openxmlformats.org/officeDocument/2006/math" xmlns:v="urn:schemas-microsoft-com:vml" xmlns:wp14="http://schemas.microsoft.com/office/word/2010/wordprocessingDrawing" xmlns:wp="http://schemas.openxmlformats.org/drawingml/2006/wordprocessingDrawing" xmlns:w10="urn:schemas-microsoft-com:office:word" xmlns:w="http://schemas.openxmlformats.org/wordprocessingml/2006/main" xmlns:w14="http://schemas.microsoft.com/office/word/2010/wordml" xmlns:w15="http://schemas.microsoft.com/office/word/2012/wordml" xmlns:w16cex="http://schemas.microsoft.com/office/word/2018/wordml/cex" xmlns:w16cid="http://schemas.microsoft.com/office/word/2016/wordml/cid" xmlns:w16="http://schemas.microsoft.com/office/word/2018/wordml" xmlns:w16du="http://schemas.microsoft.com/office/word/2023/wordml/word16du" xmlns:w16sdtdh="http://schemas.microsoft.com/office/word/2020/wordml/sdtdatahash" xmlns:w16sdtfl="http://schemas.microsoft.com/office/word/2024/wordml/sdtformatlock" xmlns:w16se="http://schemas.microsoft.com/office/word/2015/wordml/symex" xmlns:wpg="http://schemas.microsoft.com/office/word/2010/wordprocessingGroup" xmlns:wpi="http://schemas.microsoft.com/office/word/2010/wordprocessingInk" xmlns:wne="http://schemas.microsoft.com/office/word/2006/wordml" xmlns:wps="http://schemas.microsoft.com/office/word/2010/wordprocessingShape" mc:Ignorable="w14 w15 w16se w16cid w16 w16cex w16sdtdh w16sdtfl w16du wp14">
   <w:p>
     <w:pPr>
       <w:pStyle w:val="Encabezado"/>
@@ -28396,7 +28300,7 @@
 </file>
 
 <file path=word/numbering.xml><?xml version="1.0" encoding="utf-8"?>
-<w:numbering xmlns:wpc="http://schemas.microsoft.com/office/word/2010/wordprocessingCanvas" xmlns:cx="http://schemas.microsoft.com/office/drawing/2014/chartex" xmlns:cx1="http://schemas.microsoft.com/office/drawing/2015/9/8/chartex" xmlns:cx2="http://schemas.microsoft.com/office/drawing/2015/10/21/chartex" xmlns:cx3="http://schemas.microsoft.com/office/drawing/2016/5/9/chartex" xmlns:cx4="http://schemas.microsoft.com/office/drawing/2016/5/10/chartex" xmlns:cx5="http://schemas.microsoft.com/office/drawing/2016/5/11/chartex" xmlns:cx6="http://schemas.microsoft.com/office/drawing/2016/5/12/chartex" xmlns:cx7="http://schemas.microsoft.com/office/drawing/2016/5/13/chartex" xmlns:cx8="http://schemas.microsoft.com/office/drawing/2016/5/14/chartex" xmlns:mc="http://schemas.openxmlformats.org/markup-compatibility/2006" xmlns:aink="http://schemas.microsoft.com/office/drawing/2016/ink" xmlns:am3d="http://schemas.microsoft.com/office/drawing/2017/model3d" xmlns:o="urn:schemas-microsoft-com:office:office" xmlns:oel="http://schemas.microsoft.com/office/2019/extlst" xmlns:r="http://schemas.openxmlformats.org/officeDocument/2006/relationships" xmlns:m="http://schemas.openxmlformats.org/officeDocument/2006/math" xmlns:v="urn:schemas-microsoft-com:vml" xmlns:wp14="http://schemas.microsoft.com/office/word/2010/wordprocessingDrawing" xmlns:wp="http://schemas.openxmlformats.org/drawingml/2006/wordprocessingDrawing" xmlns:w10="urn:schemas-microsoft-com:office:word" xmlns:w="http://schemas.openxmlformats.org/wordprocessingml/2006/main" xmlns:w14="http://schemas.microsoft.com/office/word/2010/wordml" xmlns:w15="http://schemas.microsoft.com/office/word/2012/wordml" xmlns:w16cex="http://schemas.microsoft.com/office/word/2018/wordml/cex" xmlns:w16cid="http://schemas.microsoft.com/office/word/2016/wordml/cid" xmlns:w16="http://schemas.microsoft.com/office/word/2018/wordml" xmlns:w16du="http://schemas.microsoft.com/office/word/2023/wordml/word16du" xmlns:w16sdtdh="http://schemas.microsoft.com/office/word/2020/wordml/sdtdatahash" xmlns:w16se="http://schemas.microsoft.com/office/word/2015/wordml/symex" xmlns:wpg="http://schemas.microsoft.com/office/word/2010/wordprocessingGroup" xmlns:wpi="http://schemas.microsoft.com/office/word/2010/wordprocessingInk" xmlns:wne="http://schemas.microsoft.com/office/word/2006/wordml" xmlns:wps="http://schemas.microsoft.com/office/word/2010/wordprocessingShape" mc:Ignorable="w14 w15 w16se w16cid w16 w16cex w16sdtdh w16du wp14">
+<w:numbering xmlns:wpc="http://schemas.microsoft.com/office/word/2010/wordprocessingCanvas" xmlns:cx="http://schemas.microsoft.com/office/drawing/2014/chartex" xmlns:cx1="http://schemas.microsoft.com/office/drawing/2015/9/8/chartex" xmlns:cx2="http://schemas.microsoft.com/office/drawing/2015/10/21/chartex" xmlns:cx3="http://schemas.microsoft.com/office/drawing/2016/5/9/chartex" xmlns:cx4="http://schemas.microsoft.com/office/drawing/2016/5/10/chartex" xmlns:cx5="http://schemas.microsoft.com/office/drawing/2016/5/11/chartex" xmlns:cx6="http://schemas.microsoft.com/office/drawing/2016/5/12/chartex" xmlns:cx7="http://schemas.microsoft.com/office/drawing/2016/5/13/chartex" xmlns:cx8="http://schemas.microsoft.com/office/drawing/2016/5/14/chartex" xmlns:mc="http://schemas.openxmlformats.org/markup-compatibility/2006" xmlns:aink="http://schemas.microsoft.com/office/drawing/2016/ink" xmlns:am3d="http://schemas.microsoft.com/office/drawing/2017/model3d" xmlns:o="urn:schemas-microsoft-com:office:office" xmlns:oel="http://schemas.microsoft.com/office/2019/extlst" xmlns:r="http://schemas.openxmlformats.org/officeDocument/2006/relationships" xmlns:m="http://schemas.openxmlformats.org/officeDocument/2006/math" xmlns:v="urn:schemas-microsoft-com:vml" xmlns:wp14="http://schemas.microsoft.com/office/word/2010/wordprocessingDrawing" xmlns:wp="http://schemas.openxmlformats.org/drawingml/2006/wordprocessingDrawing" xmlns:w10="urn:schemas-microsoft-com:office:word" xmlns:w="http://schemas.openxmlformats.org/wordprocessingml/2006/main" xmlns:w14="http://schemas.microsoft.com/office/word/2010/wordml" xmlns:w15="http://schemas.microsoft.com/office/word/2012/wordml" xmlns:w16cex="http://schemas.microsoft.com/office/word/2018/wordml/cex" xmlns:w16cid="http://schemas.microsoft.com/office/word/2016/wordml/cid" xmlns:w16="http://schemas.microsoft.com/office/word/2018/wordml" xmlns:w16du="http://schemas.microsoft.com/office/word/2023/wordml/word16du" xmlns:w16sdtdh="http://schemas.microsoft.com/office/word/2020/wordml/sdtdatahash" xmlns:w16sdtfl="http://schemas.microsoft.com/office/word/2024/wordml/sdtformatlock" xmlns:w16se="http://schemas.microsoft.com/office/word/2015/wordml/symex" xmlns:wpg="http://schemas.microsoft.com/office/word/2010/wordprocessingGroup" xmlns:wpi="http://schemas.microsoft.com/office/word/2010/wordprocessingInk" xmlns:wne="http://schemas.microsoft.com/office/word/2006/wordml" xmlns:wps="http://schemas.microsoft.com/office/word/2010/wordprocessingShape" mc:Ignorable="w14 w15 w16se w16cid w16 w16cex w16sdtdh w16sdtfl w16du wp14">
   <w:abstractNum w:abstractNumId="0" w15:restartNumberingAfterBreak="0">
     <w:nsid w:val="00D04D1E"/>
     <w:multiLevelType w:val="multilevel"/>
@@ -33316,7 +33220,7 @@
 </file>
 
 <file path=word/styles.xml><?xml version="1.0" encoding="utf-8"?>
-<w:styles xmlns:mc="http://schemas.openxmlformats.org/markup-compatibility/2006" xmlns:r="http://schemas.openxmlformats.org/officeDocument/2006/relationships" xmlns:w="http://schemas.openxmlformats.org/wordprocessingml/2006/main" xmlns:w14="http://schemas.microsoft.com/office/word/2010/wordml" xmlns:w15="http://schemas.microsoft.com/office/word/2012/wordml" xmlns:w16cex="http://schemas.microsoft.com/office/word/2018/wordml/cex" xmlns:w16cid="http://schemas.microsoft.com/office/word/2016/wordml/cid" xmlns:w16="http://schemas.microsoft.com/office/word/2018/wordml" xmlns:w16du="http://schemas.microsoft.com/office/word/2023/wordml/word16du" xmlns:w16sdtdh="http://schemas.microsoft.com/office/word/2020/wordml/sdtdatahash" xmlns:w16se="http://schemas.microsoft.com/office/word/2015/wordml/symex" mc:Ignorable="w14 w15 w16se w16cid w16 w16cex w16sdtdh w16du">
+<w:styles xmlns:mc="http://schemas.openxmlformats.org/markup-compatibility/2006" xmlns:r="http://schemas.openxmlformats.org/officeDocument/2006/relationships" xmlns:w="http://schemas.openxmlformats.org/wordprocessingml/2006/main" xmlns:w14="http://schemas.microsoft.com/office/word/2010/wordml" xmlns:w15="http://schemas.microsoft.com/office/word/2012/wordml" xmlns:w16cex="http://schemas.microsoft.com/office/word/2018/wordml/cex" xmlns:w16cid="http://schemas.microsoft.com/office/word/2016/wordml/cid" xmlns:w16="http://schemas.microsoft.com/office/word/2018/wordml" xmlns:w16du="http://schemas.microsoft.com/office/word/2023/wordml/word16du" xmlns:w16sdtdh="http://schemas.microsoft.com/office/word/2020/wordml/sdtdatahash" xmlns:w16sdtfl="http://schemas.microsoft.com/office/word/2024/wordml/sdtformatlock" xmlns:w16se="http://schemas.microsoft.com/office/word/2015/wordml/symex" mc:Ignorable="w14 w15 w16se w16cid w16 w16cex w16sdtdh w16sdtfl w16du">
   <w:docDefaults>
     <w:rPrDefault>
       <w:rPr>
@@ -34363,7 +34267,7 @@
       <w:iCs/>
     </w:rPr>
   </w:style>
-  <w:style w:type="character" w:styleId="Textoennegrita">
+  <w:style w:type="character" w:styleId="Fuerte">
     <w:name w:val="Strong"/>
     <w:basedOn w:val="Fuentedeprrafopredeter"/>
     <w:uiPriority w:val="22"/>
